--- a/(e)CRF/Per visite/V1 - Baseline/Gezondheidseconomie/45a_Gezondheidseconomisch dagboek (2-wekelijks, maand 0-3).docx
+++ b/(e)CRF/Per visite/V1 - Baseline/Gezondheidseconomie/45a_Gezondheidseconomisch dagboek (2-wekelijks, maand 0-3).docx
@@ -97,7 +97,7 @@
         <w:rPr>
           <w:color w:val="2E3B47"/>
         </w:rPr>
-        <w:t>Uw medicatiegebruik hoeft u hier niet opnieuw te noteren — dat gebeurt al wekelijks in uw dagboek bij de start (eCRF-document 45). Dit dagboekje gaat over de andere kosten: contact met een kinesist/ergotherapeut, consultaties, thuisverpleegkundige, thuiszorgdiensten, voetzorgmateriaal en hulpmiddelen, en eventueel dagziekenhuis- of ziekenhuisverblijf.</w:t>
+        <w:t>Uw medicatiegebruik hoeft u hier niet opnieuw te noteren — u gaf dat al volledig op in uw dagboek bij de start (eCRF-document 45), en veranderingen vragen we u vanaf maand 3 in dagboekje 45b. Dit dagboekje gaat over de andere kosten: contact met een kinesist/ergotherapeut, consultaties, thuisverpleegkundige, thuiszorgdiensten, voetzorgmateriaal en hulpmiddelen, en eventueel dagziekenhuis- of ziekenhuisverblijf.</w:t>
       </w:r>
     </w:p>
     <w:p>

--- a/(e)CRF/Per visite/V1 - Baseline/Gezondheidseconomie/45a_Gezondheidseconomisch dagboek (2-wekelijks, maand 0-3).docx
+++ b/(e)CRF/Per visite/V1 - Baseline/Gezondheidseconomie/45a_Gezondheidseconomisch dagboek (2-wekelijks, maand 0-3).docx
@@ -13,164 +13,331 @@
       </w:r>
     </w:p>
     <w:p>
+      <w:pPr>
+        <w:spacing w:line="256" w:lineRule="auto"/>
+        <w:rPr>
+          <w:lang w:val="en-GB"/>
+        </w:rPr>
+      </w:pPr>
       <w:r>
         <w:rPr>
           <w:b/>
           <w:color w:val="123A5F"/>
           <w:sz w:val="24"/>
-        </w:rPr>
-        <w:t>Studie-informatie</w:t>
-      </w:r>
-    </w:p>
-    <w:p>
+          <w:lang w:val="en-GB"/>
+        </w:rPr>
+        <w:t>Studie-</w:t>
+      </w:r>
+      <w:proofErr w:type="spellStart"/>
+      <w:r>
+        <w:rPr>
+          <w:b/>
+          <w:color w:val="123A5F"/>
+          <w:sz w:val="24"/>
+          <w:lang w:val="en-GB"/>
+        </w:rPr>
+        <w:t>informatie</w:t>
+      </w:r>
+      <w:proofErr w:type="spellEnd"/>
+    </w:p>
+    <w:p>
+      <w:pPr>
+        <w:numPr>
+          <w:ilvl w:val="0"/>
+          <w:numId w:val="5"/>
+        </w:numPr>
+        <w:tabs>
+          <w:tab w:val="left" w:leader="underscore" w:pos="8505"/>
+        </w:tabs>
+        <w:spacing w:line="360" w:lineRule="auto"/>
+        <w:rPr>
+          <w:rFonts w:ascii="Calibri" w:hAnsi="Calibri" w:cs="Calibri"/>
+          <w:lang w:val="en-GB"/>
+        </w:rPr>
+      </w:pPr>
       <w:r>
         <w:rPr>
           <w:color w:val="24303B"/>
-        </w:rPr>
-        <w:t>Studie titel: Towards Pressure-Adherence &amp; Education Driven Service in Diabetic Foot Disease (PARADISE trial)</w:t>
-      </w:r>
-    </w:p>
-    <w:p>
+          <w:lang w:val="en-GB"/>
+        </w:rPr>
+        <w:t xml:space="preserve">Studie </w:t>
+      </w:r>
+      <w:proofErr w:type="spellStart"/>
       <w:r>
         <w:rPr>
           <w:color w:val="24303B"/>
-        </w:rPr>
-        <w:t>Protocolnummer: S71769</w:t>
-      </w:r>
-    </w:p>
-    <w:p>
+          <w:lang w:val="en-GB"/>
+        </w:rPr>
+        <w:t>titel</w:t>
+      </w:r>
+      <w:proofErr w:type="spellEnd"/>
       <w:r>
         <w:rPr>
           <w:color w:val="24303B"/>
-        </w:rPr>
-        <w:t xml:space="preserve">Studielocatie: </w:t>
+          <w:lang w:val="en-GB"/>
+        </w:rPr>
+        <w:t>: Towards Pressure-Adherence &amp; Education Driven Service in Diabetic Foot Disease (PARADISE trial)</w:t>
+      </w:r>
+    </w:p>
+    <w:p>
+      <w:pPr>
+        <w:numPr>
+          <w:ilvl w:val="0"/>
+          <w:numId w:val="5"/>
+        </w:numPr>
+        <w:tabs>
+          <w:tab w:val="left" w:leader="underscore" w:pos="8505"/>
+        </w:tabs>
+        <w:spacing w:line="360" w:lineRule="auto"/>
+        <w:rPr>
+          <w:rFonts w:ascii="Calibri" w:hAnsi="Calibri" w:cs="Calibri"/>
+        </w:rPr>
+      </w:pPr>
+      <w:proofErr w:type="spellStart"/>
+      <w:r>
+        <w:rPr>
+          <w:color w:val="24303B"/>
+          <w:lang w:val="en-GB"/>
+        </w:rPr>
+        <w:t>Protocolnummer</w:t>
+      </w:r>
+      <w:proofErr w:type="spellEnd"/>
+      <w:r>
+        <w:rPr>
+          <w:color w:val="24303B"/>
+          <w:lang w:val="en-GB"/>
+        </w:rPr>
+        <w:t>: S71769</w:t>
+      </w:r>
+    </w:p>
+    <w:p>
+      <w:pPr>
+        <w:numPr>
+          <w:ilvl w:val="0"/>
+          <w:numId w:val="5"/>
+        </w:numPr>
+        <w:tabs>
+          <w:tab w:val="left" w:leader="underscore" w:pos="8505"/>
+        </w:tabs>
+        <w:spacing w:line="360" w:lineRule="auto"/>
+        <w:rPr>
+          <w:rFonts w:ascii="Calibri" w:hAnsi="Calibri" w:cs="Calibri"/>
+          <w:lang w:val="en-GB"/>
+        </w:rPr>
+      </w:pPr>
+      <w:proofErr w:type="spellStart"/>
+      <w:r>
+        <w:rPr>
+          <w:color w:val="24303B"/>
+          <w:lang w:val="en-GB"/>
+        </w:rPr>
+        <w:t>Studielocatie</w:t>
+      </w:r>
+      <w:proofErr w:type="spellEnd"/>
+      <w:r>
+        <w:rPr>
+          <w:color w:val="24303B"/>
+          <w:lang w:val="en-GB"/>
+        </w:rPr>
+        <w:t xml:space="preserve">: </w:t>
+      </w:r>
+      <w:r>
+        <w:rPr>
+          <w:color w:val="24303B"/>
+          <w:lang w:val="en-GB"/>
+        </w:rPr>
         <w:tab/>
       </w:r>
     </w:p>
     <w:p>
+      <w:pPr>
+        <w:numPr>
+          <w:ilvl w:val="0"/>
+          <w:numId w:val="5"/>
+        </w:numPr>
+        <w:tabs>
+          <w:tab w:val="left" w:leader="underscore" w:pos="8505"/>
+        </w:tabs>
+        <w:spacing w:line="360" w:lineRule="auto"/>
+        <w:rPr>
+          <w:rFonts w:ascii="Calibri" w:hAnsi="Calibri" w:cs="Calibri"/>
+          <w:lang w:val="en-GB"/>
+        </w:rPr>
+      </w:pPr>
+      <w:proofErr w:type="spellStart"/>
       <w:r>
         <w:rPr>
           <w:color w:val="24303B"/>
-        </w:rPr>
-        <w:t xml:space="preserve">Hoofdonderzoeker (PI): </w:t>
+          <w:lang w:val="en-GB"/>
+        </w:rPr>
+        <w:t>Hoofdonderzoeker</w:t>
+      </w:r>
+      <w:proofErr w:type="spellEnd"/>
+      <w:r>
+        <w:rPr>
+          <w:color w:val="24303B"/>
+          <w:lang w:val="en-GB"/>
+        </w:rPr>
+        <w:t xml:space="preserve"> (PI): </w:t>
+      </w:r>
+      <w:r>
+        <w:rPr>
+          <w:color w:val="24303B"/>
+          <w:lang w:val="en-GB"/>
+        </w:rPr>
         <w:tab/>
       </w:r>
     </w:p>
     <w:p>
+      <w:pPr>
+        <w:numPr>
+          <w:ilvl w:val="0"/>
+          <w:numId w:val="5"/>
+        </w:numPr>
+        <w:tabs>
+          <w:tab w:val="left" w:leader="underscore" w:pos="8505"/>
+        </w:tabs>
+        <w:spacing w:line="360" w:lineRule="auto"/>
+        <w:rPr>
+          <w:rFonts w:ascii="Calibri" w:hAnsi="Calibri" w:cs="Calibri"/>
+          <w:lang w:val="en-GB"/>
+        </w:rPr>
+      </w:pPr>
+      <w:proofErr w:type="spellStart"/>
       <w:r>
         <w:rPr>
           <w:color w:val="24303B"/>
-        </w:rPr>
-        <w:t xml:space="preserve">Deelnemerscode: </w:t>
+          <w:lang w:val="en-GB"/>
+        </w:rPr>
+        <w:t>Deelnemerscode</w:t>
+      </w:r>
+      <w:proofErr w:type="spellEnd"/>
+      <w:r>
+        <w:rPr>
+          <w:color w:val="24303B"/>
+          <w:lang w:val="en-GB"/>
+        </w:rPr>
+        <w:t xml:space="preserve">: </w:t>
+      </w:r>
+      <w:r>
+        <w:rPr>
+          <w:color w:val="24303B"/>
+          <w:lang w:val="en-GB"/>
+        </w:rPr>
         <w:tab/>
       </w:r>
     </w:p>
+    <w:p>
+      <w:r>
+        <w:rPr>
+          <w:b/>
+          <w:color w:val="123A5F"/>
+          <w:sz w:val="24"/>
+        </w:rPr>
+        <w:t>Inleiding</w:t>
+      </w:r>
+    </w:p>
+    <w:p>
+      <w:r>
+        <w:rPr>
+          <w:color w:val="2E3B47"/>
+        </w:rPr>
+        <w:t>Beste deelnemer,</w:t>
+      </w:r>
+    </w:p>
+    <w:p>
+      <w:r>
+        <w:rPr>
+          <w:color w:val="2E3B47"/>
+        </w:rPr>
+        <w:t>Dit is een van de zes korte dagboekjes die u om de twee weken invult, tussen uw startbezoek en uw studiebezoek na 3 maanden. Zo blijft elk deel kort en actueel, en is de kans kleiner dat u iets vergeet.</w:t>
+      </w:r>
+    </w:p>
+    <w:p>
+      <w:r>
+        <w:rPr>
+          <w:color w:val="2E3B47"/>
+        </w:rPr>
+        <w:t>Uw medicatiegebruik hoeft u hier niet opnieuw te noteren — u gaf dat al volledig op in uw dagboek bij de start (eCRF-document 45), en veranderingen vragen we u vanaf maand 3 in dagboekje 45b. Dit dagboekje gaat over de andere kosten: contact met een kinesist/ergotherapeut, consultaties, thuisverpleegkundige, thuiszorgdiensten, voetzorgmateriaal en hulpmiddelen, en eventueel dagziekenhuis- of ziekenhuisverblijf.</w:t>
+      </w:r>
+    </w:p>
+    <w:p>
+      <w:r>
+        <w:rPr>
+          <w:color w:val="2E3B47"/>
+        </w:rPr>
+        <w:t>Belangrijk: noteer hier niet uw voorziene studiebezoeken bij uw podoloog, arts of schoentechnieker in het kader van PARADISE zelf, die worden al apart door het studieteam bijgehouden.</w:t>
+      </w:r>
+    </w:p>
+    <w:p>
+      <w:r>
+        <w:rPr>
+          <w:color w:val="2E3B47"/>
+        </w:rPr>
+        <w:t>Dit dagboekje mag ingevuld worden met hulp van een familielid of kennis.</w:t>
+      </w:r>
+    </w:p>
+    <w:p>
+      <w:r>
+        <w:rPr>
+          <w:color w:val="2E3B47"/>
+        </w:rPr>
+        <w:t>Wij verzekeren u dat de bekomen informatie vertrouwelijk zal behandeld worden en uitsluitend zal gebruikt worden voor deze studie. Op geen enkele manier zullen er gegevens van individuele deelnemers kenbaar gemaakt worden, maar telkens op groepsniveau.</w:t>
+      </w:r>
+    </w:p>
+    <w:p>
+      <w:r>
+        <w:rPr>
+          <w:color w:val="2E3B47"/>
+        </w:rPr>
+        <w:t>Mocht u nog vragen hebben, neem dan contact op met uw zorgverlener.</w:t>
+      </w:r>
+    </w:p>
+    <w:p>
+      <w:r>
+        <w:rPr>
+          <w:color w:val="2E3B47"/>
+        </w:rPr>
+        <w:t>Vriendelijke groeten,</w:t>
+      </w:r>
+    </w:p>
+    <w:p>
+      <w:r>
+        <w:rPr>
+          <w:color w:val="2E3B47"/>
+        </w:rPr>
+        <w:t>Het studieteam</w:t>
+      </w:r>
+    </w:p>
     <w:p/>
-    <w:p>
-      <w:r>
-        <w:rPr>
-          <w:b/>
-          <w:color w:val="123A5F"/>
-          <w:sz w:val="24"/>
-        </w:rPr>
-        <w:t>Inleiding</w:t>
-      </w:r>
-    </w:p>
-    <w:p>
-      <w:r>
-        <w:rPr>
-          <w:color w:val="2E3B47"/>
-        </w:rPr>
-        <w:t>Beste deelnemer,</w:t>
-      </w:r>
-    </w:p>
-    <w:p>
-      <w:r>
-        <w:rPr>
-          <w:color w:val="2E3B47"/>
-        </w:rPr>
-        <w:t>Dit is een van de zes korte dagboekjes die u om de twee weken invult, tussen uw startbezoek en uw studiebezoek na 3 maanden. Zo blijft elk deel kort en actueel, en is de kans kleiner dat u iets vergeet.</w:t>
-      </w:r>
-    </w:p>
-    <w:p>
-      <w:r>
-        <w:rPr>
-          <w:color w:val="2E3B47"/>
-        </w:rPr>
-        <w:t>Uw medicatiegebruik hoeft u hier niet opnieuw te noteren — u gaf dat al volledig op in uw dagboek bij de start (eCRF-document 45), en veranderingen vragen we u vanaf maand 3 in dagboekje 45b. Dit dagboekje gaat over de andere kosten: contact met een kinesist/ergotherapeut, consultaties, thuisverpleegkundige, thuiszorgdiensten, voetzorgmateriaal en hulpmiddelen, en eventueel dagziekenhuis- of ziekenhuisverblijf.</w:t>
-      </w:r>
-    </w:p>
-    <w:p>
-      <w:r>
-        <w:rPr>
-          <w:color w:val="2E3B47"/>
-        </w:rPr>
-        <w:t>Belangrijk: noteer hier niet uw voorziene studiebezoeken bij uw podoloog, arts of schoentechnieker in het kader van PARADISE zelf, die worden al apart door het studieteam bijgehouden.</w:t>
-      </w:r>
-    </w:p>
-    <w:p>
-      <w:r>
-        <w:rPr>
-          <w:color w:val="2E3B47"/>
-        </w:rPr>
-        <w:t>Dit dagboekje mag ingevuld worden met hulp van een familielid of kennis.</w:t>
-      </w:r>
-    </w:p>
-    <w:p>
-      <w:r>
-        <w:rPr>
-          <w:color w:val="2E3B47"/>
-        </w:rPr>
-        <w:t>Wij verzekeren u dat de bekomen informatie vertrouwelijk zal behandeld worden en uitsluitend zal gebruikt worden voor deze studie. Op geen enkele manier zullen er gegevens van individuele deelnemers kenbaar gemaakt worden, maar telkens op groepsniveau.</w:t>
-      </w:r>
-    </w:p>
-    <w:p>
-      <w:r>
-        <w:rPr>
-          <w:color w:val="2E3B47"/>
-        </w:rPr>
-        <w:t>Mocht u nog vragen hebben, neem dan contact op met uw zorgverlener.</w:t>
-      </w:r>
-    </w:p>
-    <w:p>
-      <w:r>
-        <w:rPr>
-          <w:color w:val="2E3B47"/>
-        </w:rPr>
-        <w:t>Vriendelijke groeten,</w:t>
-      </w:r>
-    </w:p>
-    <w:p>
-      <w:r>
-        <w:rPr>
-          <w:color w:val="2E3B47"/>
-        </w:rPr>
-        <w:t>Het studieteam</w:t>
-      </w:r>
-    </w:p>
+    <w:p/>
+    <w:p/>
     <w:p/>
     <w:tbl>
       <w:tblPr>
-        <w:tblW w:type="auto" w:w="0"/>
+        <w:tblW w:w="0" w:type="auto"/>
         <w:jc w:val="center"/>
-        <w:tblLook w:firstColumn="1" w:firstRow="1" w:lastColumn="0" w:lastRow="0" w:noHBand="0" w:noVBand="1" w:val="04A0"/>
+        <w:tblLook w:val="04A0" w:firstRow="1" w:lastRow="0" w:firstColumn="1" w:lastColumn="0" w:noHBand="0" w:noVBand="1"/>
       </w:tblPr>
       <w:tblGrid>
         <w:gridCol w:w="9072"/>
       </w:tblGrid>
       <w:tr>
-        <w:tc>
-          <w:tcPr>
-            <w:tcW w:type="dxa" w:w="9072"/>
+        <w:trPr>
+          <w:jc w:val="center"/>
+        </w:trPr>
+        <w:tc>
+          <w:tcPr>
+            <w:tcW w:w="9072" w:type="dxa"/>
             <w:shd w:val="clear" w:color="auto" w:fill="123A5F"/>
           </w:tcPr>
           <w:p>
-            <w:r/>
             <w:r>
               <w:rPr>
                 <w:b/>
                 <w:color w:val="FFFFFF"/>
               </w:rPr>
+              <w:lastRenderedPageBreak/>
               <w:t>PERIODE 1 — week 1–2</w:t>
             </w:r>
           </w:p>
@@ -218,8 +385,7 @@
     </w:p>
     <w:tbl>
       <w:tblPr>
-        <w:tblW w:type="auto" w:w="0"/>
-        <w:tblLook w:firstColumn="1" w:firstRow="1" w:lastColumn="0" w:lastRow="0" w:noHBand="0" w:noVBand="1" w:val="04A0"/>
+        <w:tblW w:w="0" w:type="auto"/>
         <w:tblBorders>
           <w:top w:val="single" w:sz="4" w:space="0" w:color="A8A296"/>
           <w:left w:val="single" w:sz="4" w:space="0" w:color="A8A296"/>
@@ -228,18 +394,18 @@
           <w:insideH w:val="single" w:sz="4" w:space="0" w:color="A8A296"/>
           <w:insideV w:val="single" w:sz="4" w:space="0" w:color="A8A296"/>
         </w:tblBorders>
+        <w:tblLook w:val="04A0" w:firstRow="1" w:lastRow="0" w:firstColumn="1" w:lastColumn="0" w:noHBand="0" w:noVBand="1"/>
       </w:tblPr>
       <w:tblGrid>
-        <w:gridCol w:w="4536"/>
-        <w:gridCol w:w="4536"/>
+        <w:gridCol w:w="4532"/>
+        <w:gridCol w:w="4530"/>
       </w:tblGrid>
       <w:tr>
         <w:tc>
           <w:tcPr>
-            <w:tcW w:type="dxa" w:w="4536"/>
-          </w:tcPr>
-          <w:p>
-            <w:r/>
+            <w:tcW w:w="4536" w:type="dxa"/>
+          </w:tcPr>
+          <w:p>
             <w:r>
               <w:rPr>
                 <w:b/>
@@ -251,18 +417,17 @@
         </w:tc>
         <w:tc>
           <w:tcPr>
-            <w:tcW w:type="dxa" w:w="4536"/>
-          </w:tcPr>
-          <w:p/>
-        </w:tc>
-      </w:tr>
-      <w:tr>
-        <w:tc>
-          <w:tcPr>
-            <w:tcW w:type="dxa" w:w="4536"/>
-          </w:tcPr>
-          <w:p>
-            <w:r/>
+            <w:tcW w:w="4536" w:type="dxa"/>
+          </w:tcPr>
+          <w:p/>
+        </w:tc>
+      </w:tr>
+      <w:tr>
+        <w:tc>
+          <w:tcPr>
+            <w:tcW w:w="4536" w:type="dxa"/>
+          </w:tcPr>
+          <w:p>
             <w:r>
               <w:rPr>
                 <w:b/>
@@ -274,18 +439,17 @@
         </w:tc>
         <w:tc>
           <w:tcPr>
-            <w:tcW w:type="dxa" w:w="4536"/>
-          </w:tcPr>
-          <w:p/>
-        </w:tc>
-      </w:tr>
-      <w:tr>
-        <w:tc>
-          <w:tcPr>
-            <w:tcW w:type="dxa" w:w="4536"/>
-          </w:tcPr>
-          <w:p>
-            <w:r/>
+            <w:tcW w:w="4536" w:type="dxa"/>
+          </w:tcPr>
+          <w:p/>
+        </w:tc>
+      </w:tr>
+      <w:tr>
+        <w:tc>
+          <w:tcPr>
+            <w:tcW w:w="4536" w:type="dxa"/>
+          </w:tcPr>
+          <w:p>
             <w:r>
               <w:rPr>
                 <w:b/>
@@ -297,18 +461,17 @@
         </w:tc>
         <w:tc>
           <w:tcPr>
-            <w:tcW w:type="dxa" w:w="4536"/>
-          </w:tcPr>
-          <w:p/>
-        </w:tc>
-      </w:tr>
-      <w:tr>
-        <w:tc>
-          <w:tcPr>
-            <w:tcW w:type="dxa" w:w="4536"/>
-          </w:tcPr>
-          <w:p>
-            <w:r/>
+            <w:tcW w:w="4536" w:type="dxa"/>
+          </w:tcPr>
+          <w:p/>
+        </w:tc>
+      </w:tr>
+      <w:tr>
+        <w:tc>
+          <w:tcPr>
+            <w:tcW w:w="4536" w:type="dxa"/>
+          </w:tcPr>
+          <w:p>
             <w:r>
               <w:rPr>
                 <w:b/>
@@ -320,7 +483,7 @@
         </w:tc>
         <w:tc>
           <w:tcPr>
-            <w:tcW w:type="dxa" w:w="4536"/>
+            <w:tcW w:w="4536" w:type="dxa"/>
           </w:tcPr>
           <w:p/>
         </w:tc>
@@ -359,8 +522,7 @@
     </w:p>
     <w:tbl>
       <w:tblPr>
-        <w:tblW w:type="auto" w:w="0"/>
-        <w:tblLook w:firstColumn="1" w:firstRow="1" w:lastColumn="0" w:lastRow="0" w:noHBand="0" w:noVBand="1" w:val="04A0"/>
+        <w:tblW w:w="0" w:type="auto"/>
         <w:tblBorders>
           <w:top w:val="single" w:sz="4" w:space="0" w:color="A8A296"/>
           <w:left w:val="single" w:sz="4" w:space="0" w:color="A8A296"/>
@@ -369,21 +531,21 @@
           <w:insideH w:val="single" w:sz="4" w:space="0" w:color="A8A296"/>
           <w:insideV w:val="single" w:sz="4" w:space="0" w:color="A8A296"/>
         </w:tblBorders>
+        <w:tblLook w:val="04A0" w:firstRow="1" w:lastRow="0" w:firstColumn="1" w:lastColumn="0" w:noHBand="0" w:noVBand="1"/>
       </w:tblPr>
       <w:tblGrid>
-        <w:gridCol w:w="1814"/>
-        <w:gridCol w:w="1814"/>
-        <w:gridCol w:w="1814"/>
-        <w:gridCol w:w="1814"/>
-        <w:gridCol w:w="1814"/>
+        <w:gridCol w:w="1812"/>
+        <w:gridCol w:w="1813"/>
+        <w:gridCol w:w="1812"/>
+        <w:gridCol w:w="1813"/>
+        <w:gridCol w:w="1812"/>
       </w:tblGrid>
       <w:tr>
         <w:tc>
           <w:tcPr>
-            <w:tcW w:type="dxa" w:w="1814"/>
-          </w:tcPr>
-          <w:p>
-            <w:r/>
+            <w:tcW w:w="1814" w:type="dxa"/>
+          </w:tcPr>
+          <w:p>
             <w:r>
               <w:rPr>
                 <w:b/>
@@ -395,10 +557,9 @@
         </w:tc>
         <w:tc>
           <w:tcPr>
-            <w:tcW w:type="dxa" w:w="1814"/>
-          </w:tcPr>
-          <w:p>
-            <w:r/>
+            <w:tcW w:w="1814" w:type="dxa"/>
+          </w:tcPr>
+          <w:p>
             <w:r>
               <w:rPr>
                 <w:b/>
@@ -410,10 +571,9 @@
         </w:tc>
         <w:tc>
           <w:tcPr>
-            <w:tcW w:type="dxa" w:w="1814"/>
-          </w:tcPr>
-          <w:p>
-            <w:r/>
+            <w:tcW w:w="1814" w:type="dxa"/>
+          </w:tcPr>
+          <w:p>
             <w:r>
               <w:rPr>
                 <w:b/>
@@ -425,10 +585,9 @@
         </w:tc>
         <w:tc>
           <w:tcPr>
-            <w:tcW w:type="dxa" w:w="1814"/>
-          </w:tcPr>
-          <w:p>
-            <w:r/>
+            <w:tcW w:w="1814" w:type="dxa"/>
+          </w:tcPr>
+          <w:p>
             <w:r>
               <w:rPr>
                 <w:b/>
@@ -440,10 +599,9 @@
         </w:tc>
         <w:tc>
           <w:tcPr>
-            <w:tcW w:type="dxa" w:w="1814"/>
-          </w:tcPr>
-          <w:p>
-            <w:r/>
+            <w:tcW w:w="1814" w:type="dxa"/>
+          </w:tcPr>
+          <w:p>
             <w:r>
               <w:rPr>
                 <w:b/>
@@ -457,95 +615,95 @@
       <w:tr>
         <w:tc>
           <w:tcPr>
-            <w:tcW w:type="dxa" w:w="1814"/>
-          </w:tcPr>
-          <w:p/>
-        </w:tc>
-        <w:tc>
-          <w:tcPr>
-            <w:tcW w:type="dxa" w:w="1814"/>
-          </w:tcPr>
-          <w:p/>
-        </w:tc>
-        <w:tc>
-          <w:tcPr>
-            <w:tcW w:type="dxa" w:w="1814"/>
-          </w:tcPr>
-          <w:p/>
-        </w:tc>
-        <w:tc>
-          <w:tcPr>
-            <w:tcW w:type="dxa" w:w="1814"/>
-          </w:tcPr>
-          <w:p/>
-        </w:tc>
-        <w:tc>
-          <w:tcPr>
-            <w:tcW w:type="dxa" w:w="1814"/>
-          </w:tcPr>
-          <w:p/>
-        </w:tc>
-      </w:tr>
-      <w:tr>
-        <w:tc>
-          <w:tcPr>
-            <w:tcW w:type="dxa" w:w="1814"/>
-          </w:tcPr>
-          <w:p/>
-        </w:tc>
-        <w:tc>
-          <w:tcPr>
-            <w:tcW w:type="dxa" w:w="1814"/>
-          </w:tcPr>
-          <w:p/>
-        </w:tc>
-        <w:tc>
-          <w:tcPr>
-            <w:tcW w:type="dxa" w:w="1814"/>
-          </w:tcPr>
-          <w:p/>
-        </w:tc>
-        <w:tc>
-          <w:tcPr>
-            <w:tcW w:type="dxa" w:w="1814"/>
-          </w:tcPr>
-          <w:p/>
-        </w:tc>
-        <w:tc>
-          <w:tcPr>
-            <w:tcW w:type="dxa" w:w="1814"/>
-          </w:tcPr>
-          <w:p/>
-        </w:tc>
-      </w:tr>
-      <w:tr>
-        <w:tc>
-          <w:tcPr>
-            <w:tcW w:type="dxa" w:w="1814"/>
-          </w:tcPr>
-          <w:p/>
-        </w:tc>
-        <w:tc>
-          <w:tcPr>
-            <w:tcW w:type="dxa" w:w="1814"/>
-          </w:tcPr>
-          <w:p/>
-        </w:tc>
-        <w:tc>
-          <w:tcPr>
-            <w:tcW w:type="dxa" w:w="1814"/>
-          </w:tcPr>
-          <w:p/>
-        </w:tc>
-        <w:tc>
-          <w:tcPr>
-            <w:tcW w:type="dxa" w:w="1814"/>
-          </w:tcPr>
-          <w:p/>
-        </w:tc>
-        <w:tc>
-          <w:tcPr>
-            <w:tcW w:type="dxa" w:w="1814"/>
+            <w:tcW w:w="1814" w:type="dxa"/>
+          </w:tcPr>
+          <w:p/>
+        </w:tc>
+        <w:tc>
+          <w:tcPr>
+            <w:tcW w:w="1814" w:type="dxa"/>
+          </w:tcPr>
+          <w:p/>
+        </w:tc>
+        <w:tc>
+          <w:tcPr>
+            <w:tcW w:w="1814" w:type="dxa"/>
+          </w:tcPr>
+          <w:p/>
+        </w:tc>
+        <w:tc>
+          <w:tcPr>
+            <w:tcW w:w="1814" w:type="dxa"/>
+          </w:tcPr>
+          <w:p/>
+        </w:tc>
+        <w:tc>
+          <w:tcPr>
+            <w:tcW w:w="1814" w:type="dxa"/>
+          </w:tcPr>
+          <w:p/>
+        </w:tc>
+      </w:tr>
+      <w:tr>
+        <w:tc>
+          <w:tcPr>
+            <w:tcW w:w="1814" w:type="dxa"/>
+          </w:tcPr>
+          <w:p/>
+        </w:tc>
+        <w:tc>
+          <w:tcPr>
+            <w:tcW w:w="1814" w:type="dxa"/>
+          </w:tcPr>
+          <w:p/>
+        </w:tc>
+        <w:tc>
+          <w:tcPr>
+            <w:tcW w:w="1814" w:type="dxa"/>
+          </w:tcPr>
+          <w:p/>
+        </w:tc>
+        <w:tc>
+          <w:tcPr>
+            <w:tcW w:w="1814" w:type="dxa"/>
+          </w:tcPr>
+          <w:p/>
+        </w:tc>
+        <w:tc>
+          <w:tcPr>
+            <w:tcW w:w="1814" w:type="dxa"/>
+          </w:tcPr>
+          <w:p/>
+        </w:tc>
+      </w:tr>
+      <w:tr>
+        <w:tc>
+          <w:tcPr>
+            <w:tcW w:w="1814" w:type="dxa"/>
+          </w:tcPr>
+          <w:p/>
+        </w:tc>
+        <w:tc>
+          <w:tcPr>
+            <w:tcW w:w="1814" w:type="dxa"/>
+          </w:tcPr>
+          <w:p/>
+        </w:tc>
+        <w:tc>
+          <w:tcPr>
+            <w:tcW w:w="1814" w:type="dxa"/>
+          </w:tcPr>
+          <w:p/>
+        </w:tc>
+        <w:tc>
+          <w:tcPr>
+            <w:tcW w:w="1814" w:type="dxa"/>
+          </w:tcPr>
+          <w:p/>
+        </w:tc>
+        <w:tc>
+          <w:tcPr>
+            <w:tcW w:w="1814" w:type="dxa"/>
           </w:tcPr>
           <w:p/>
         </w:tc>
@@ -587,7 +745,13 @@
         <w:rPr>
           <w:color w:val="2E3B47"/>
         </w:rPr>
-        <w:t>☐ Nee, niets veranderd.   ☐ Ja, zie hieronder:</w:t>
+        <w:t>☐</w:t>
+      </w:r>
+      <w:r>
+        <w:rPr>
+          <w:color w:val="2E3B47"/>
+        </w:rPr>
+        <w:t xml:space="preserve"> Nee, niets veranderd.   ☐ Ja, zie hieronder:</w:t>
       </w:r>
     </w:p>
     <w:p>
@@ -626,6 +790,7 @@
           <w:color w:val="123A5F"/>
           <w:sz w:val="30"/>
         </w:rPr>
+        <w:lastRenderedPageBreak/>
         <w:t>Deel 4</w:t>
       </w:r>
     </w:p>
@@ -652,7 +817,13 @@
         <w:rPr>
           <w:color w:val="2E3B47"/>
         </w:rPr>
-        <w:t>☐ Nee, niets veranderd.   ☐ Ja, zie hieronder:</w:t>
+        <w:t>☐</w:t>
+      </w:r>
+      <w:r>
+        <w:rPr>
+          <w:color w:val="2E3B47"/>
+        </w:rPr>
+        <w:t xml:space="preserve"> Nee, niets veranderd.   ☐ Ja, zie hieronder:</w:t>
       </w:r>
     </w:p>
     <w:p>
@@ -714,8 +885,7 @@
     </w:p>
     <w:tbl>
       <w:tblPr>
-        <w:tblW w:type="auto" w:w="0"/>
-        <w:tblLook w:firstColumn="1" w:firstRow="1" w:lastColumn="0" w:lastRow="0" w:noHBand="0" w:noVBand="1" w:val="04A0"/>
+        <w:tblW w:w="0" w:type="auto"/>
         <w:tblBorders>
           <w:top w:val="single" w:sz="4" w:space="0" w:color="A8A296"/>
           <w:left w:val="single" w:sz="4" w:space="0" w:color="A8A296"/>
@@ -724,19 +894,19 @@
           <w:insideH w:val="single" w:sz="4" w:space="0" w:color="A8A296"/>
           <w:insideV w:val="single" w:sz="4" w:space="0" w:color="A8A296"/>
         </w:tblBorders>
+        <w:tblLook w:val="04A0" w:firstRow="1" w:lastRow="0" w:firstColumn="1" w:lastColumn="0" w:noHBand="0" w:noVBand="1"/>
       </w:tblPr>
       <w:tblGrid>
-        <w:gridCol w:w="3024"/>
-        <w:gridCol w:w="3024"/>
-        <w:gridCol w:w="3024"/>
+        <w:gridCol w:w="3021"/>
+        <w:gridCol w:w="3020"/>
+        <w:gridCol w:w="3021"/>
       </w:tblGrid>
       <w:tr>
         <w:tc>
           <w:tcPr>
-            <w:tcW w:type="dxa" w:w="3024"/>
-          </w:tcPr>
-          <w:p>
-            <w:r/>
+            <w:tcW w:w="3024" w:type="dxa"/>
+          </w:tcPr>
+          <w:p>
             <w:r>
               <w:rPr>
                 <w:b/>
@@ -748,10 +918,9 @@
         </w:tc>
         <w:tc>
           <w:tcPr>
-            <w:tcW w:type="dxa" w:w="3024"/>
-          </w:tcPr>
-          <w:p>
-            <w:r/>
+            <w:tcW w:w="3024" w:type="dxa"/>
+          </w:tcPr>
+          <w:p>
             <w:r>
               <w:rPr>
                 <w:b/>
@@ -763,10 +932,9 @@
         </w:tc>
         <w:tc>
           <w:tcPr>
-            <w:tcW w:type="dxa" w:w="3024"/>
-          </w:tcPr>
-          <w:p>
-            <w:r/>
+            <w:tcW w:w="3024" w:type="dxa"/>
+          </w:tcPr>
+          <w:p>
             <w:r>
               <w:rPr>
                 <w:b/>
@@ -780,39 +948,39 @@
       <w:tr>
         <w:tc>
           <w:tcPr>
-            <w:tcW w:type="dxa" w:w="3024"/>
-          </w:tcPr>
-          <w:p/>
-        </w:tc>
-        <w:tc>
-          <w:tcPr>
-            <w:tcW w:type="dxa" w:w="3024"/>
-          </w:tcPr>
-          <w:p/>
-        </w:tc>
-        <w:tc>
-          <w:tcPr>
-            <w:tcW w:type="dxa" w:w="3024"/>
-          </w:tcPr>
-          <w:p/>
-        </w:tc>
-      </w:tr>
-      <w:tr>
-        <w:tc>
-          <w:tcPr>
-            <w:tcW w:type="dxa" w:w="3024"/>
-          </w:tcPr>
-          <w:p/>
-        </w:tc>
-        <w:tc>
-          <w:tcPr>
-            <w:tcW w:type="dxa" w:w="3024"/>
-          </w:tcPr>
-          <w:p/>
-        </w:tc>
-        <w:tc>
-          <w:tcPr>
-            <w:tcW w:type="dxa" w:w="3024"/>
+            <w:tcW w:w="3024" w:type="dxa"/>
+          </w:tcPr>
+          <w:p/>
+        </w:tc>
+        <w:tc>
+          <w:tcPr>
+            <w:tcW w:w="3024" w:type="dxa"/>
+          </w:tcPr>
+          <w:p/>
+        </w:tc>
+        <w:tc>
+          <w:tcPr>
+            <w:tcW w:w="3024" w:type="dxa"/>
+          </w:tcPr>
+          <w:p/>
+        </w:tc>
+      </w:tr>
+      <w:tr>
+        <w:tc>
+          <w:tcPr>
+            <w:tcW w:w="3024" w:type="dxa"/>
+          </w:tcPr>
+          <w:p/>
+        </w:tc>
+        <w:tc>
+          <w:tcPr>
+            <w:tcW w:w="3024" w:type="dxa"/>
+          </w:tcPr>
+          <w:p/>
+        </w:tc>
+        <w:tc>
+          <w:tcPr>
+            <w:tcW w:w="3024" w:type="dxa"/>
           </w:tcPr>
           <w:p/>
         </w:tc>
@@ -851,8 +1019,7 @@
     </w:p>
     <w:tbl>
       <w:tblPr>
-        <w:tblW w:type="auto" w:w="0"/>
-        <w:tblLook w:firstColumn="1" w:firstRow="1" w:lastColumn="0" w:lastRow="0" w:noHBand="0" w:noVBand="1" w:val="04A0"/>
+        <w:tblW w:w="0" w:type="auto"/>
         <w:tblBorders>
           <w:top w:val="single" w:sz="4" w:space="0" w:color="A8A296"/>
           <w:left w:val="single" w:sz="4" w:space="0" w:color="A8A296"/>
@@ -861,18 +1028,18 @@
           <w:insideH w:val="single" w:sz="4" w:space="0" w:color="A8A296"/>
           <w:insideV w:val="single" w:sz="4" w:space="0" w:color="A8A296"/>
         </w:tblBorders>
+        <w:tblLook w:val="04A0" w:firstRow="1" w:lastRow="0" w:firstColumn="1" w:lastColumn="0" w:noHBand="0" w:noVBand="1"/>
       </w:tblPr>
       <w:tblGrid>
-        <w:gridCol w:w="4536"/>
-        <w:gridCol w:w="4536"/>
+        <w:gridCol w:w="4532"/>
+        <w:gridCol w:w="4530"/>
       </w:tblGrid>
       <w:tr>
         <w:tc>
           <w:tcPr>
-            <w:tcW w:type="dxa" w:w="4536"/>
-          </w:tcPr>
-          <w:p>
-            <w:r/>
+            <w:tcW w:w="4536" w:type="dxa"/>
+          </w:tcPr>
+          <w:p>
             <w:r>
               <w:rPr>
                 <w:b/>
@@ -884,18 +1051,17 @@
         </w:tc>
         <w:tc>
           <w:tcPr>
-            <w:tcW w:type="dxa" w:w="4536"/>
-          </w:tcPr>
-          <w:p/>
-        </w:tc>
-      </w:tr>
-      <w:tr>
-        <w:tc>
-          <w:tcPr>
-            <w:tcW w:type="dxa" w:w="4536"/>
-          </w:tcPr>
-          <w:p>
-            <w:r/>
+            <w:tcW w:w="4536" w:type="dxa"/>
+          </w:tcPr>
+          <w:p/>
+        </w:tc>
+      </w:tr>
+      <w:tr>
+        <w:tc>
+          <w:tcPr>
+            <w:tcW w:w="4536" w:type="dxa"/>
+          </w:tcPr>
+          <w:p>
             <w:r>
               <w:rPr>
                 <w:b/>
@@ -907,18 +1073,17 @@
         </w:tc>
         <w:tc>
           <w:tcPr>
-            <w:tcW w:type="dxa" w:w="4536"/>
-          </w:tcPr>
-          <w:p/>
-        </w:tc>
-      </w:tr>
-      <w:tr>
-        <w:tc>
-          <w:tcPr>
-            <w:tcW w:type="dxa" w:w="4536"/>
-          </w:tcPr>
-          <w:p>
-            <w:r/>
+            <w:tcW w:w="4536" w:type="dxa"/>
+          </w:tcPr>
+          <w:p/>
+        </w:tc>
+      </w:tr>
+      <w:tr>
+        <w:tc>
+          <w:tcPr>
+            <w:tcW w:w="4536" w:type="dxa"/>
+          </w:tcPr>
+          <w:p>
             <w:r>
               <w:rPr>
                 <w:b/>
@@ -930,18 +1095,17 @@
         </w:tc>
         <w:tc>
           <w:tcPr>
-            <w:tcW w:type="dxa" w:w="4536"/>
-          </w:tcPr>
-          <w:p/>
-        </w:tc>
-      </w:tr>
-      <w:tr>
-        <w:tc>
-          <w:tcPr>
-            <w:tcW w:type="dxa" w:w="4536"/>
-          </w:tcPr>
-          <w:p>
-            <w:r/>
+            <w:tcW w:w="4536" w:type="dxa"/>
+          </w:tcPr>
+          <w:p/>
+        </w:tc>
+      </w:tr>
+      <w:tr>
+        <w:tc>
+          <w:tcPr>
+            <w:tcW w:w="4536" w:type="dxa"/>
+          </w:tcPr>
+          <w:p>
             <w:r>
               <w:rPr>
                 <w:b/>
@@ -953,7 +1117,7 @@
         </w:tc>
         <w:tc>
           <w:tcPr>
-            <w:tcW w:type="dxa" w:w="4536"/>
+            <w:tcW w:w="4536" w:type="dxa"/>
           </w:tcPr>
           <w:p/>
         </w:tc>
@@ -996,26 +1160,29 @@
     <w:p/>
     <w:tbl>
       <w:tblPr>
-        <w:tblW w:type="auto" w:w="0"/>
+        <w:tblW w:w="0" w:type="auto"/>
         <w:jc w:val="center"/>
-        <w:tblLook w:firstColumn="1" w:firstRow="1" w:lastColumn="0" w:lastRow="0" w:noHBand="0" w:noVBand="1" w:val="04A0"/>
+        <w:tblLook w:val="04A0" w:firstRow="1" w:lastRow="0" w:firstColumn="1" w:lastColumn="0" w:noHBand="0" w:noVBand="1"/>
       </w:tblPr>
       <w:tblGrid>
         <w:gridCol w:w="9072"/>
       </w:tblGrid>
       <w:tr>
-        <w:tc>
-          <w:tcPr>
-            <w:tcW w:type="dxa" w:w="9072"/>
+        <w:trPr>
+          <w:jc w:val="center"/>
+        </w:trPr>
+        <w:tc>
+          <w:tcPr>
+            <w:tcW w:w="9072" w:type="dxa"/>
             <w:shd w:val="clear" w:color="auto" w:fill="123A5F"/>
           </w:tcPr>
           <w:p>
-            <w:r/>
             <w:r>
               <w:rPr>
                 <w:b/>
                 <w:color w:val="FFFFFF"/>
               </w:rPr>
+              <w:lastRenderedPageBreak/>
               <w:t>PERIODE 2 — week 3–4</w:t>
             </w:r>
           </w:p>
@@ -1063,8 +1230,7 @@
     </w:p>
     <w:tbl>
       <w:tblPr>
-        <w:tblW w:type="auto" w:w="0"/>
-        <w:tblLook w:firstColumn="1" w:firstRow="1" w:lastColumn="0" w:lastRow="0" w:noHBand="0" w:noVBand="1" w:val="04A0"/>
+        <w:tblW w:w="0" w:type="auto"/>
         <w:tblBorders>
           <w:top w:val="single" w:sz="4" w:space="0" w:color="A8A296"/>
           <w:left w:val="single" w:sz="4" w:space="0" w:color="A8A296"/>
@@ -1073,18 +1239,18 @@
           <w:insideH w:val="single" w:sz="4" w:space="0" w:color="A8A296"/>
           <w:insideV w:val="single" w:sz="4" w:space="0" w:color="A8A296"/>
         </w:tblBorders>
+        <w:tblLook w:val="04A0" w:firstRow="1" w:lastRow="0" w:firstColumn="1" w:lastColumn="0" w:noHBand="0" w:noVBand="1"/>
       </w:tblPr>
       <w:tblGrid>
-        <w:gridCol w:w="4536"/>
-        <w:gridCol w:w="4536"/>
+        <w:gridCol w:w="4532"/>
+        <w:gridCol w:w="4530"/>
       </w:tblGrid>
       <w:tr>
         <w:tc>
           <w:tcPr>
-            <w:tcW w:type="dxa" w:w="4536"/>
-          </w:tcPr>
-          <w:p>
-            <w:r/>
+            <w:tcW w:w="4536" w:type="dxa"/>
+          </w:tcPr>
+          <w:p>
             <w:r>
               <w:rPr>
                 <w:b/>
@@ -1096,18 +1262,17 @@
         </w:tc>
         <w:tc>
           <w:tcPr>
-            <w:tcW w:type="dxa" w:w="4536"/>
-          </w:tcPr>
-          <w:p/>
-        </w:tc>
-      </w:tr>
-      <w:tr>
-        <w:tc>
-          <w:tcPr>
-            <w:tcW w:type="dxa" w:w="4536"/>
-          </w:tcPr>
-          <w:p>
-            <w:r/>
+            <w:tcW w:w="4536" w:type="dxa"/>
+          </w:tcPr>
+          <w:p/>
+        </w:tc>
+      </w:tr>
+      <w:tr>
+        <w:tc>
+          <w:tcPr>
+            <w:tcW w:w="4536" w:type="dxa"/>
+          </w:tcPr>
+          <w:p>
             <w:r>
               <w:rPr>
                 <w:b/>
@@ -1119,18 +1284,17 @@
         </w:tc>
         <w:tc>
           <w:tcPr>
-            <w:tcW w:type="dxa" w:w="4536"/>
-          </w:tcPr>
-          <w:p/>
-        </w:tc>
-      </w:tr>
-      <w:tr>
-        <w:tc>
-          <w:tcPr>
-            <w:tcW w:type="dxa" w:w="4536"/>
-          </w:tcPr>
-          <w:p>
-            <w:r/>
+            <w:tcW w:w="4536" w:type="dxa"/>
+          </w:tcPr>
+          <w:p/>
+        </w:tc>
+      </w:tr>
+      <w:tr>
+        <w:tc>
+          <w:tcPr>
+            <w:tcW w:w="4536" w:type="dxa"/>
+          </w:tcPr>
+          <w:p>
             <w:r>
               <w:rPr>
                 <w:b/>
@@ -1142,18 +1306,17 @@
         </w:tc>
         <w:tc>
           <w:tcPr>
-            <w:tcW w:type="dxa" w:w="4536"/>
-          </w:tcPr>
-          <w:p/>
-        </w:tc>
-      </w:tr>
-      <w:tr>
-        <w:tc>
-          <w:tcPr>
-            <w:tcW w:type="dxa" w:w="4536"/>
-          </w:tcPr>
-          <w:p>
-            <w:r/>
+            <w:tcW w:w="4536" w:type="dxa"/>
+          </w:tcPr>
+          <w:p/>
+        </w:tc>
+      </w:tr>
+      <w:tr>
+        <w:tc>
+          <w:tcPr>
+            <w:tcW w:w="4536" w:type="dxa"/>
+          </w:tcPr>
+          <w:p>
             <w:r>
               <w:rPr>
                 <w:b/>
@@ -1165,7 +1328,7 @@
         </w:tc>
         <w:tc>
           <w:tcPr>
-            <w:tcW w:type="dxa" w:w="4536"/>
+            <w:tcW w:w="4536" w:type="dxa"/>
           </w:tcPr>
           <w:p/>
         </w:tc>
@@ -1204,8 +1367,7 @@
     </w:p>
     <w:tbl>
       <w:tblPr>
-        <w:tblW w:type="auto" w:w="0"/>
-        <w:tblLook w:firstColumn="1" w:firstRow="1" w:lastColumn="0" w:lastRow="0" w:noHBand="0" w:noVBand="1" w:val="04A0"/>
+        <w:tblW w:w="0" w:type="auto"/>
         <w:tblBorders>
           <w:top w:val="single" w:sz="4" w:space="0" w:color="A8A296"/>
           <w:left w:val="single" w:sz="4" w:space="0" w:color="A8A296"/>
@@ -1214,21 +1376,21 @@
           <w:insideH w:val="single" w:sz="4" w:space="0" w:color="A8A296"/>
           <w:insideV w:val="single" w:sz="4" w:space="0" w:color="A8A296"/>
         </w:tblBorders>
+        <w:tblLook w:val="04A0" w:firstRow="1" w:lastRow="0" w:firstColumn="1" w:lastColumn="0" w:noHBand="0" w:noVBand="1"/>
       </w:tblPr>
       <w:tblGrid>
-        <w:gridCol w:w="1814"/>
-        <w:gridCol w:w="1814"/>
-        <w:gridCol w:w="1814"/>
-        <w:gridCol w:w="1814"/>
-        <w:gridCol w:w="1814"/>
+        <w:gridCol w:w="1812"/>
+        <w:gridCol w:w="1813"/>
+        <w:gridCol w:w="1812"/>
+        <w:gridCol w:w="1813"/>
+        <w:gridCol w:w="1812"/>
       </w:tblGrid>
       <w:tr>
         <w:tc>
           <w:tcPr>
-            <w:tcW w:type="dxa" w:w="1814"/>
-          </w:tcPr>
-          <w:p>
-            <w:r/>
+            <w:tcW w:w="1814" w:type="dxa"/>
+          </w:tcPr>
+          <w:p>
             <w:r>
               <w:rPr>
                 <w:b/>
@@ -1240,10 +1402,9 @@
         </w:tc>
         <w:tc>
           <w:tcPr>
-            <w:tcW w:type="dxa" w:w="1814"/>
-          </w:tcPr>
-          <w:p>
-            <w:r/>
+            <w:tcW w:w="1814" w:type="dxa"/>
+          </w:tcPr>
+          <w:p>
             <w:r>
               <w:rPr>
                 <w:b/>
@@ -1255,10 +1416,9 @@
         </w:tc>
         <w:tc>
           <w:tcPr>
-            <w:tcW w:type="dxa" w:w="1814"/>
-          </w:tcPr>
-          <w:p>
-            <w:r/>
+            <w:tcW w:w="1814" w:type="dxa"/>
+          </w:tcPr>
+          <w:p>
             <w:r>
               <w:rPr>
                 <w:b/>
@@ -1270,10 +1430,9 @@
         </w:tc>
         <w:tc>
           <w:tcPr>
-            <w:tcW w:type="dxa" w:w="1814"/>
-          </w:tcPr>
-          <w:p>
-            <w:r/>
+            <w:tcW w:w="1814" w:type="dxa"/>
+          </w:tcPr>
+          <w:p>
             <w:r>
               <w:rPr>
                 <w:b/>
@@ -1285,10 +1444,9 @@
         </w:tc>
         <w:tc>
           <w:tcPr>
-            <w:tcW w:type="dxa" w:w="1814"/>
-          </w:tcPr>
-          <w:p>
-            <w:r/>
+            <w:tcW w:w="1814" w:type="dxa"/>
+          </w:tcPr>
+          <w:p>
             <w:r>
               <w:rPr>
                 <w:b/>
@@ -1302,95 +1460,95 @@
       <w:tr>
         <w:tc>
           <w:tcPr>
-            <w:tcW w:type="dxa" w:w="1814"/>
-          </w:tcPr>
-          <w:p/>
-        </w:tc>
-        <w:tc>
-          <w:tcPr>
-            <w:tcW w:type="dxa" w:w="1814"/>
-          </w:tcPr>
-          <w:p/>
-        </w:tc>
-        <w:tc>
-          <w:tcPr>
-            <w:tcW w:type="dxa" w:w="1814"/>
-          </w:tcPr>
-          <w:p/>
-        </w:tc>
-        <w:tc>
-          <w:tcPr>
-            <w:tcW w:type="dxa" w:w="1814"/>
-          </w:tcPr>
-          <w:p/>
-        </w:tc>
-        <w:tc>
-          <w:tcPr>
-            <w:tcW w:type="dxa" w:w="1814"/>
-          </w:tcPr>
-          <w:p/>
-        </w:tc>
-      </w:tr>
-      <w:tr>
-        <w:tc>
-          <w:tcPr>
-            <w:tcW w:type="dxa" w:w="1814"/>
-          </w:tcPr>
-          <w:p/>
-        </w:tc>
-        <w:tc>
-          <w:tcPr>
-            <w:tcW w:type="dxa" w:w="1814"/>
-          </w:tcPr>
-          <w:p/>
-        </w:tc>
-        <w:tc>
-          <w:tcPr>
-            <w:tcW w:type="dxa" w:w="1814"/>
-          </w:tcPr>
-          <w:p/>
-        </w:tc>
-        <w:tc>
-          <w:tcPr>
-            <w:tcW w:type="dxa" w:w="1814"/>
-          </w:tcPr>
-          <w:p/>
-        </w:tc>
-        <w:tc>
-          <w:tcPr>
-            <w:tcW w:type="dxa" w:w="1814"/>
-          </w:tcPr>
-          <w:p/>
-        </w:tc>
-      </w:tr>
-      <w:tr>
-        <w:tc>
-          <w:tcPr>
-            <w:tcW w:type="dxa" w:w="1814"/>
-          </w:tcPr>
-          <w:p/>
-        </w:tc>
-        <w:tc>
-          <w:tcPr>
-            <w:tcW w:type="dxa" w:w="1814"/>
-          </w:tcPr>
-          <w:p/>
-        </w:tc>
-        <w:tc>
-          <w:tcPr>
-            <w:tcW w:type="dxa" w:w="1814"/>
-          </w:tcPr>
-          <w:p/>
-        </w:tc>
-        <w:tc>
-          <w:tcPr>
-            <w:tcW w:type="dxa" w:w="1814"/>
-          </w:tcPr>
-          <w:p/>
-        </w:tc>
-        <w:tc>
-          <w:tcPr>
-            <w:tcW w:type="dxa" w:w="1814"/>
+            <w:tcW w:w="1814" w:type="dxa"/>
+          </w:tcPr>
+          <w:p/>
+        </w:tc>
+        <w:tc>
+          <w:tcPr>
+            <w:tcW w:w="1814" w:type="dxa"/>
+          </w:tcPr>
+          <w:p/>
+        </w:tc>
+        <w:tc>
+          <w:tcPr>
+            <w:tcW w:w="1814" w:type="dxa"/>
+          </w:tcPr>
+          <w:p/>
+        </w:tc>
+        <w:tc>
+          <w:tcPr>
+            <w:tcW w:w="1814" w:type="dxa"/>
+          </w:tcPr>
+          <w:p/>
+        </w:tc>
+        <w:tc>
+          <w:tcPr>
+            <w:tcW w:w="1814" w:type="dxa"/>
+          </w:tcPr>
+          <w:p/>
+        </w:tc>
+      </w:tr>
+      <w:tr>
+        <w:tc>
+          <w:tcPr>
+            <w:tcW w:w="1814" w:type="dxa"/>
+          </w:tcPr>
+          <w:p/>
+        </w:tc>
+        <w:tc>
+          <w:tcPr>
+            <w:tcW w:w="1814" w:type="dxa"/>
+          </w:tcPr>
+          <w:p/>
+        </w:tc>
+        <w:tc>
+          <w:tcPr>
+            <w:tcW w:w="1814" w:type="dxa"/>
+          </w:tcPr>
+          <w:p/>
+        </w:tc>
+        <w:tc>
+          <w:tcPr>
+            <w:tcW w:w="1814" w:type="dxa"/>
+          </w:tcPr>
+          <w:p/>
+        </w:tc>
+        <w:tc>
+          <w:tcPr>
+            <w:tcW w:w="1814" w:type="dxa"/>
+          </w:tcPr>
+          <w:p/>
+        </w:tc>
+      </w:tr>
+      <w:tr>
+        <w:tc>
+          <w:tcPr>
+            <w:tcW w:w="1814" w:type="dxa"/>
+          </w:tcPr>
+          <w:p/>
+        </w:tc>
+        <w:tc>
+          <w:tcPr>
+            <w:tcW w:w="1814" w:type="dxa"/>
+          </w:tcPr>
+          <w:p/>
+        </w:tc>
+        <w:tc>
+          <w:tcPr>
+            <w:tcW w:w="1814" w:type="dxa"/>
+          </w:tcPr>
+          <w:p/>
+        </w:tc>
+        <w:tc>
+          <w:tcPr>
+            <w:tcW w:w="1814" w:type="dxa"/>
+          </w:tcPr>
+          <w:p/>
+        </w:tc>
+        <w:tc>
+          <w:tcPr>
+            <w:tcW w:w="1814" w:type="dxa"/>
           </w:tcPr>
           <w:p/>
         </w:tc>
@@ -1432,7 +1590,13 @@
         <w:rPr>
           <w:color w:val="2E3B47"/>
         </w:rPr>
-        <w:t>☐ Nee, niets veranderd.   ☐ Ja, zie hieronder:</w:t>
+        <w:t>☐</w:t>
+      </w:r>
+      <w:r>
+        <w:rPr>
+          <w:color w:val="2E3B47"/>
+        </w:rPr>
+        <w:t xml:space="preserve"> Nee, niets veranderd.   ☐ Ja, zie hieronder:</w:t>
       </w:r>
     </w:p>
     <w:p>
@@ -1471,6 +1635,7 @@
           <w:color w:val="123A5F"/>
           <w:sz w:val="30"/>
         </w:rPr>
+        <w:lastRenderedPageBreak/>
         <w:t>Deel 4</w:t>
       </w:r>
     </w:p>
@@ -1497,7 +1662,13 @@
         <w:rPr>
           <w:color w:val="2E3B47"/>
         </w:rPr>
-        <w:t>☐ Nee, niets veranderd.   ☐ Ja, zie hieronder:</w:t>
+        <w:t>☐</w:t>
+      </w:r>
+      <w:r>
+        <w:rPr>
+          <w:color w:val="2E3B47"/>
+        </w:rPr>
+        <w:t xml:space="preserve"> Nee, niets veranderd.   ☐ Ja, zie hieronder:</w:t>
       </w:r>
     </w:p>
     <w:p>
@@ -1559,8 +1730,7 @@
     </w:p>
     <w:tbl>
       <w:tblPr>
-        <w:tblW w:type="auto" w:w="0"/>
-        <w:tblLook w:firstColumn="1" w:firstRow="1" w:lastColumn="0" w:lastRow="0" w:noHBand="0" w:noVBand="1" w:val="04A0"/>
+        <w:tblW w:w="0" w:type="auto"/>
         <w:tblBorders>
           <w:top w:val="single" w:sz="4" w:space="0" w:color="A8A296"/>
           <w:left w:val="single" w:sz="4" w:space="0" w:color="A8A296"/>
@@ -1569,19 +1739,19 @@
           <w:insideH w:val="single" w:sz="4" w:space="0" w:color="A8A296"/>
           <w:insideV w:val="single" w:sz="4" w:space="0" w:color="A8A296"/>
         </w:tblBorders>
+        <w:tblLook w:val="04A0" w:firstRow="1" w:lastRow="0" w:firstColumn="1" w:lastColumn="0" w:noHBand="0" w:noVBand="1"/>
       </w:tblPr>
       <w:tblGrid>
-        <w:gridCol w:w="3024"/>
-        <w:gridCol w:w="3024"/>
-        <w:gridCol w:w="3024"/>
+        <w:gridCol w:w="3021"/>
+        <w:gridCol w:w="3020"/>
+        <w:gridCol w:w="3021"/>
       </w:tblGrid>
       <w:tr>
         <w:tc>
           <w:tcPr>
-            <w:tcW w:type="dxa" w:w="3024"/>
-          </w:tcPr>
-          <w:p>
-            <w:r/>
+            <w:tcW w:w="3024" w:type="dxa"/>
+          </w:tcPr>
+          <w:p>
             <w:r>
               <w:rPr>
                 <w:b/>
@@ -1593,10 +1763,9 @@
         </w:tc>
         <w:tc>
           <w:tcPr>
-            <w:tcW w:type="dxa" w:w="3024"/>
-          </w:tcPr>
-          <w:p>
-            <w:r/>
+            <w:tcW w:w="3024" w:type="dxa"/>
+          </w:tcPr>
+          <w:p>
             <w:r>
               <w:rPr>
                 <w:b/>
@@ -1608,10 +1777,9 @@
         </w:tc>
         <w:tc>
           <w:tcPr>
-            <w:tcW w:type="dxa" w:w="3024"/>
-          </w:tcPr>
-          <w:p>
-            <w:r/>
+            <w:tcW w:w="3024" w:type="dxa"/>
+          </w:tcPr>
+          <w:p>
             <w:r>
               <w:rPr>
                 <w:b/>
@@ -1625,39 +1793,39 @@
       <w:tr>
         <w:tc>
           <w:tcPr>
-            <w:tcW w:type="dxa" w:w="3024"/>
-          </w:tcPr>
-          <w:p/>
-        </w:tc>
-        <w:tc>
-          <w:tcPr>
-            <w:tcW w:type="dxa" w:w="3024"/>
-          </w:tcPr>
-          <w:p/>
-        </w:tc>
-        <w:tc>
-          <w:tcPr>
-            <w:tcW w:type="dxa" w:w="3024"/>
-          </w:tcPr>
-          <w:p/>
-        </w:tc>
-      </w:tr>
-      <w:tr>
-        <w:tc>
-          <w:tcPr>
-            <w:tcW w:type="dxa" w:w="3024"/>
-          </w:tcPr>
-          <w:p/>
-        </w:tc>
-        <w:tc>
-          <w:tcPr>
-            <w:tcW w:type="dxa" w:w="3024"/>
-          </w:tcPr>
-          <w:p/>
-        </w:tc>
-        <w:tc>
-          <w:tcPr>
-            <w:tcW w:type="dxa" w:w="3024"/>
+            <w:tcW w:w="3024" w:type="dxa"/>
+          </w:tcPr>
+          <w:p/>
+        </w:tc>
+        <w:tc>
+          <w:tcPr>
+            <w:tcW w:w="3024" w:type="dxa"/>
+          </w:tcPr>
+          <w:p/>
+        </w:tc>
+        <w:tc>
+          <w:tcPr>
+            <w:tcW w:w="3024" w:type="dxa"/>
+          </w:tcPr>
+          <w:p/>
+        </w:tc>
+      </w:tr>
+      <w:tr>
+        <w:tc>
+          <w:tcPr>
+            <w:tcW w:w="3024" w:type="dxa"/>
+          </w:tcPr>
+          <w:p/>
+        </w:tc>
+        <w:tc>
+          <w:tcPr>
+            <w:tcW w:w="3024" w:type="dxa"/>
+          </w:tcPr>
+          <w:p/>
+        </w:tc>
+        <w:tc>
+          <w:tcPr>
+            <w:tcW w:w="3024" w:type="dxa"/>
           </w:tcPr>
           <w:p/>
         </w:tc>
@@ -1696,8 +1864,7 @@
     </w:p>
     <w:tbl>
       <w:tblPr>
-        <w:tblW w:type="auto" w:w="0"/>
-        <w:tblLook w:firstColumn="1" w:firstRow="1" w:lastColumn="0" w:lastRow="0" w:noHBand="0" w:noVBand="1" w:val="04A0"/>
+        <w:tblW w:w="0" w:type="auto"/>
         <w:tblBorders>
           <w:top w:val="single" w:sz="4" w:space="0" w:color="A8A296"/>
           <w:left w:val="single" w:sz="4" w:space="0" w:color="A8A296"/>
@@ -1706,18 +1873,18 @@
           <w:insideH w:val="single" w:sz="4" w:space="0" w:color="A8A296"/>
           <w:insideV w:val="single" w:sz="4" w:space="0" w:color="A8A296"/>
         </w:tblBorders>
+        <w:tblLook w:val="04A0" w:firstRow="1" w:lastRow="0" w:firstColumn="1" w:lastColumn="0" w:noHBand="0" w:noVBand="1"/>
       </w:tblPr>
       <w:tblGrid>
-        <w:gridCol w:w="4536"/>
-        <w:gridCol w:w="4536"/>
+        <w:gridCol w:w="4532"/>
+        <w:gridCol w:w="4530"/>
       </w:tblGrid>
       <w:tr>
         <w:tc>
           <w:tcPr>
-            <w:tcW w:type="dxa" w:w="4536"/>
-          </w:tcPr>
-          <w:p>
-            <w:r/>
+            <w:tcW w:w="4536" w:type="dxa"/>
+          </w:tcPr>
+          <w:p>
             <w:r>
               <w:rPr>
                 <w:b/>
@@ -1729,18 +1896,17 @@
         </w:tc>
         <w:tc>
           <w:tcPr>
-            <w:tcW w:type="dxa" w:w="4536"/>
-          </w:tcPr>
-          <w:p/>
-        </w:tc>
-      </w:tr>
-      <w:tr>
-        <w:tc>
-          <w:tcPr>
-            <w:tcW w:type="dxa" w:w="4536"/>
-          </w:tcPr>
-          <w:p>
-            <w:r/>
+            <w:tcW w:w="4536" w:type="dxa"/>
+          </w:tcPr>
+          <w:p/>
+        </w:tc>
+      </w:tr>
+      <w:tr>
+        <w:tc>
+          <w:tcPr>
+            <w:tcW w:w="4536" w:type="dxa"/>
+          </w:tcPr>
+          <w:p>
             <w:r>
               <w:rPr>
                 <w:b/>
@@ -1752,18 +1918,17 @@
         </w:tc>
         <w:tc>
           <w:tcPr>
-            <w:tcW w:type="dxa" w:w="4536"/>
-          </w:tcPr>
-          <w:p/>
-        </w:tc>
-      </w:tr>
-      <w:tr>
-        <w:tc>
-          <w:tcPr>
-            <w:tcW w:type="dxa" w:w="4536"/>
-          </w:tcPr>
-          <w:p>
-            <w:r/>
+            <w:tcW w:w="4536" w:type="dxa"/>
+          </w:tcPr>
+          <w:p/>
+        </w:tc>
+      </w:tr>
+      <w:tr>
+        <w:tc>
+          <w:tcPr>
+            <w:tcW w:w="4536" w:type="dxa"/>
+          </w:tcPr>
+          <w:p>
             <w:r>
               <w:rPr>
                 <w:b/>
@@ -1775,18 +1940,17 @@
         </w:tc>
         <w:tc>
           <w:tcPr>
-            <w:tcW w:type="dxa" w:w="4536"/>
-          </w:tcPr>
-          <w:p/>
-        </w:tc>
-      </w:tr>
-      <w:tr>
-        <w:tc>
-          <w:tcPr>
-            <w:tcW w:type="dxa" w:w="4536"/>
-          </w:tcPr>
-          <w:p>
-            <w:r/>
+            <w:tcW w:w="4536" w:type="dxa"/>
+          </w:tcPr>
+          <w:p/>
+        </w:tc>
+      </w:tr>
+      <w:tr>
+        <w:tc>
+          <w:tcPr>
+            <w:tcW w:w="4536" w:type="dxa"/>
+          </w:tcPr>
+          <w:p>
             <w:r>
               <w:rPr>
                 <w:b/>
@@ -1798,7 +1962,7 @@
         </w:tc>
         <w:tc>
           <w:tcPr>
-            <w:tcW w:type="dxa" w:w="4536"/>
+            <w:tcW w:w="4536" w:type="dxa"/>
           </w:tcPr>
           <w:p/>
         </w:tc>
@@ -1841,26 +2005,29 @@
     <w:p/>
     <w:tbl>
       <w:tblPr>
-        <w:tblW w:type="auto" w:w="0"/>
+        <w:tblW w:w="0" w:type="auto"/>
         <w:jc w:val="center"/>
-        <w:tblLook w:firstColumn="1" w:firstRow="1" w:lastColumn="0" w:lastRow="0" w:noHBand="0" w:noVBand="1" w:val="04A0"/>
+        <w:tblLook w:val="04A0" w:firstRow="1" w:lastRow="0" w:firstColumn="1" w:lastColumn="0" w:noHBand="0" w:noVBand="1"/>
       </w:tblPr>
       <w:tblGrid>
         <w:gridCol w:w="9072"/>
       </w:tblGrid>
       <w:tr>
-        <w:tc>
-          <w:tcPr>
-            <w:tcW w:type="dxa" w:w="9072"/>
+        <w:trPr>
+          <w:jc w:val="center"/>
+        </w:trPr>
+        <w:tc>
+          <w:tcPr>
+            <w:tcW w:w="9072" w:type="dxa"/>
             <w:shd w:val="clear" w:color="auto" w:fill="123A5F"/>
           </w:tcPr>
           <w:p>
-            <w:r/>
             <w:r>
               <w:rPr>
                 <w:b/>
                 <w:color w:val="FFFFFF"/>
               </w:rPr>
+              <w:lastRenderedPageBreak/>
               <w:t>PERIODE 3 — week 5–6</w:t>
             </w:r>
           </w:p>
@@ -1908,8 +2075,7 @@
     </w:p>
     <w:tbl>
       <w:tblPr>
-        <w:tblW w:type="auto" w:w="0"/>
-        <w:tblLook w:firstColumn="1" w:firstRow="1" w:lastColumn="0" w:lastRow="0" w:noHBand="0" w:noVBand="1" w:val="04A0"/>
+        <w:tblW w:w="0" w:type="auto"/>
         <w:tblBorders>
           <w:top w:val="single" w:sz="4" w:space="0" w:color="A8A296"/>
           <w:left w:val="single" w:sz="4" w:space="0" w:color="A8A296"/>
@@ -1918,18 +2084,18 @@
           <w:insideH w:val="single" w:sz="4" w:space="0" w:color="A8A296"/>
           <w:insideV w:val="single" w:sz="4" w:space="0" w:color="A8A296"/>
         </w:tblBorders>
+        <w:tblLook w:val="04A0" w:firstRow="1" w:lastRow="0" w:firstColumn="1" w:lastColumn="0" w:noHBand="0" w:noVBand="1"/>
       </w:tblPr>
       <w:tblGrid>
-        <w:gridCol w:w="4536"/>
-        <w:gridCol w:w="4536"/>
+        <w:gridCol w:w="4532"/>
+        <w:gridCol w:w="4530"/>
       </w:tblGrid>
       <w:tr>
         <w:tc>
           <w:tcPr>
-            <w:tcW w:type="dxa" w:w="4536"/>
-          </w:tcPr>
-          <w:p>
-            <w:r/>
+            <w:tcW w:w="4536" w:type="dxa"/>
+          </w:tcPr>
+          <w:p>
             <w:r>
               <w:rPr>
                 <w:b/>
@@ -1941,18 +2107,17 @@
         </w:tc>
         <w:tc>
           <w:tcPr>
-            <w:tcW w:type="dxa" w:w="4536"/>
-          </w:tcPr>
-          <w:p/>
-        </w:tc>
-      </w:tr>
-      <w:tr>
-        <w:tc>
-          <w:tcPr>
-            <w:tcW w:type="dxa" w:w="4536"/>
-          </w:tcPr>
-          <w:p>
-            <w:r/>
+            <w:tcW w:w="4536" w:type="dxa"/>
+          </w:tcPr>
+          <w:p/>
+        </w:tc>
+      </w:tr>
+      <w:tr>
+        <w:tc>
+          <w:tcPr>
+            <w:tcW w:w="4536" w:type="dxa"/>
+          </w:tcPr>
+          <w:p>
             <w:r>
               <w:rPr>
                 <w:b/>
@@ -1964,18 +2129,17 @@
         </w:tc>
         <w:tc>
           <w:tcPr>
-            <w:tcW w:type="dxa" w:w="4536"/>
-          </w:tcPr>
-          <w:p/>
-        </w:tc>
-      </w:tr>
-      <w:tr>
-        <w:tc>
-          <w:tcPr>
-            <w:tcW w:type="dxa" w:w="4536"/>
-          </w:tcPr>
-          <w:p>
-            <w:r/>
+            <w:tcW w:w="4536" w:type="dxa"/>
+          </w:tcPr>
+          <w:p/>
+        </w:tc>
+      </w:tr>
+      <w:tr>
+        <w:tc>
+          <w:tcPr>
+            <w:tcW w:w="4536" w:type="dxa"/>
+          </w:tcPr>
+          <w:p>
             <w:r>
               <w:rPr>
                 <w:b/>
@@ -1987,18 +2151,17 @@
         </w:tc>
         <w:tc>
           <w:tcPr>
-            <w:tcW w:type="dxa" w:w="4536"/>
-          </w:tcPr>
-          <w:p/>
-        </w:tc>
-      </w:tr>
-      <w:tr>
-        <w:tc>
-          <w:tcPr>
-            <w:tcW w:type="dxa" w:w="4536"/>
-          </w:tcPr>
-          <w:p>
-            <w:r/>
+            <w:tcW w:w="4536" w:type="dxa"/>
+          </w:tcPr>
+          <w:p/>
+        </w:tc>
+      </w:tr>
+      <w:tr>
+        <w:tc>
+          <w:tcPr>
+            <w:tcW w:w="4536" w:type="dxa"/>
+          </w:tcPr>
+          <w:p>
             <w:r>
               <w:rPr>
                 <w:b/>
@@ -2010,7 +2173,7 @@
         </w:tc>
         <w:tc>
           <w:tcPr>
-            <w:tcW w:type="dxa" w:w="4536"/>
+            <w:tcW w:w="4536" w:type="dxa"/>
           </w:tcPr>
           <w:p/>
         </w:tc>
@@ -2049,8 +2212,7 @@
     </w:p>
     <w:tbl>
       <w:tblPr>
-        <w:tblW w:type="auto" w:w="0"/>
-        <w:tblLook w:firstColumn="1" w:firstRow="1" w:lastColumn="0" w:lastRow="0" w:noHBand="0" w:noVBand="1" w:val="04A0"/>
+        <w:tblW w:w="0" w:type="auto"/>
         <w:tblBorders>
           <w:top w:val="single" w:sz="4" w:space="0" w:color="A8A296"/>
           <w:left w:val="single" w:sz="4" w:space="0" w:color="A8A296"/>
@@ -2059,21 +2221,21 @@
           <w:insideH w:val="single" w:sz="4" w:space="0" w:color="A8A296"/>
           <w:insideV w:val="single" w:sz="4" w:space="0" w:color="A8A296"/>
         </w:tblBorders>
+        <w:tblLook w:val="04A0" w:firstRow="1" w:lastRow="0" w:firstColumn="1" w:lastColumn="0" w:noHBand="0" w:noVBand="1"/>
       </w:tblPr>
       <w:tblGrid>
-        <w:gridCol w:w="1814"/>
-        <w:gridCol w:w="1814"/>
-        <w:gridCol w:w="1814"/>
-        <w:gridCol w:w="1814"/>
-        <w:gridCol w:w="1814"/>
+        <w:gridCol w:w="1812"/>
+        <w:gridCol w:w="1813"/>
+        <w:gridCol w:w="1812"/>
+        <w:gridCol w:w="1813"/>
+        <w:gridCol w:w="1812"/>
       </w:tblGrid>
       <w:tr>
         <w:tc>
           <w:tcPr>
-            <w:tcW w:type="dxa" w:w="1814"/>
-          </w:tcPr>
-          <w:p>
-            <w:r/>
+            <w:tcW w:w="1814" w:type="dxa"/>
+          </w:tcPr>
+          <w:p>
             <w:r>
               <w:rPr>
                 <w:b/>
@@ -2085,10 +2247,9 @@
         </w:tc>
         <w:tc>
           <w:tcPr>
-            <w:tcW w:type="dxa" w:w="1814"/>
-          </w:tcPr>
-          <w:p>
-            <w:r/>
+            <w:tcW w:w="1814" w:type="dxa"/>
+          </w:tcPr>
+          <w:p>
             <w:r>
               <w:rPr>
                 <w:b/>
@@ -2100,10 +2261,9 @@
         </w:tc>
         <w:tc>
           <w:tcPr>
-            <w:tcW w:type="dxa" w:w="1814"/>
-          </w:tcPr>
-          <w:p>
-            <w:r/>
+            <w:tcW w:w="1814" w:type="dxa"/>
+          </w:tcPr>
+          <w:p>
             <w:r>
               <w:rPr>
                 <w:b/>
@@ -2115,10 +2275,9 @@
         </w:tc>
         <w:tc>
           <w:tcPr>
-            <w:tcW w:type="dxa" w:w="1814"/>
-          </w:tcPr>
-          <w:p>
-            <w:r/>
+            <w:tcW w:w="1814" w:type="dxa"/>
+          </w:tcPr>
+          <w:p>
             <w:r>
               <w:rPr>
                 <w:b/>
@@ -2130,10 +2289,9 @@
         </w:tc>
         <w:tc>
           <w:tcPr>
-            <w:tcW w:type="dxa" w:w="1814"/>
-          </w:tcPr>
-          <w:p>
-            <w:r/>
+            <w:tcW w:w="1814" w:type="dxa"/>
+          </w:tcPr>
+          <w:p>
             <w:r>
               <w:rPr>
                 <w:b/>
@@ -2147,95 +2305,95 @@
       <w:tr>
         <w:tc>
           <w:tcPr>
-            <w:tcW w:type="dxa" w:w="1814"/>
-          </w:tcPr>
-          <w:p/>
-        </w:tc>
-        <w:tc>
-          <w:tcPr>
-            <w:tcW w:type="dxa" w:w="1814"/>
-          </w:tcPr>
-          <w:p/>
-        </w:tc>
-        <w:tc>
-          <w:tcPr>
-            <w:tcW w:type="dxa" w:w="1814"/>
-          </w:tcPr>
-          <w:p/>
-        </w:tc>
-        <w:tc>
-          <w:tcPr>
-            <w:tcW w:type="dxa" w:w="1814"/>
-          </w:tcPr>
-          <w:p/>
-        </w:tc>
-        <w:tc>
-          <w:tcPr>
-            <w:tcW w:type="dxa" w:w="1814"/>
-          </w:tcPr>
-          <w:p/>
-        </w:tc>
-      </w:tr>
-      <w:tr>
-        <w:tc>
-          <w:tcPr>
-            <w:tcW w:type="dxa" w:w="1814"/>
-          </w:tcPr>
-          <w:p/>
-        </w:tc>
-        <w:tc>
-          <w:tcPr>
-            <w:tcW w:type="dxa" w:w="1814"/>
-          </w:tcPr>
-          <w:p/>
-        </w:tc>
-        <w:tc>
-          <w:tcPr>
-            <w:tcW w:type="dxa" w:w="1814"/>
-          </w:tcPr>
-          <w:p/>
-        </w:tc>
-        <w:tc>
-          <w:tcPr>
-            <w:tcW w:type="dxa" w:w="1814"/>
-          </w:tcPr>
-          <w:p/>
-        </w:tc>
-        <w:tc>
-          <w:tcPr>
-            <w:tcW w:type="dxa" w:w="1814"/>
-          </w:tcPr>
-          <w:p/>
-        </w:tc>
-      </w:tr>
-      <w:tr>
-        <w:tc>
-          <w:tcPr>
-            <w:tcW w:type="dxa" w:w="1814"/>
-          </w:tcPr>
-          <w:p/>
-        </w:tc>
-        <w:tc>
-          <w:tcPr>
-            <w:tcW w:type="dxa" w:w="1814"/>
-          </w:tcPr>
-          <w:p/>
-        </w:tc>
-        <w:tc>
-          <w:tcPr>
-            <w:tcW w:type="dxa" w:w="1814"/>
-          </w:tcPr>
-          <w:p/>
-        </w:tc>
-        <w:tc>
-          <w:tcPr>
-            <w:tcW w:type="dxa" w:w="1814"/>
-          </w:tcPr>
-          <w:p/>
-        </w:tc>
-        <w:tc>
-          <w:tcPr>
-            <w:tcW w:type="dxa" w:w="1814"/>
+            <w:tcW w:w="1814" w:type="dxa"/>
+          </w:tcPr>
+          <w:p/>
+        </w:tc>
+        <w:tc>
+          <w:tcPr>
+            <w:tcW w:w="1814" w:type="dxa"/>
+          </w:tcPr>
+          <w:p/>
+        </w:tc>
+        <w:tc>
+          <w:tcPr>
+            <w:tcW w:w="1814" w:type="dxa"/>
+          </w:tcPr>
+          <w:p/>
+        </w:tc>
+        <w:tc>
+          <w:tcPr>
+            <w:tcW w:w="1814" w:type="dxa"/>
+          </w:tcPr>
+          <w:p/>
+        </w:tc>
+        <w:tc>
+          <w:tcPr>
+            <w:tcW w:w="1814" w:type="dxa"/>
+          </w:tcPr>
+          <w:p/>
+        </w:tc>
+      </w:tr>
+      <w:tr>
+        <w:tc>
+          <w:tcPr>
+            <w:tcW w:w="1814" w:type="dxa"/>
+          </w:tcPr>
+          <w:p/>
+        </w:tc>
+        <w:tc>
+          <w:tcPr>
+            <w:tcW w:w="1814" w:type="dxa"/>
+          </w:tcPr>
+          <w:p/>
+        </w:tc>
+        <w:tc>
+          <w:tcPr>
+            <w:tcW w:w="1814" w:type="dxa"/>
+          </w:tcPr>
+          <w:p/>
+        </w:tc>
+        <w:tc>
+          <w:tcPr>
+            <w:tcW w:w="1814" w:type="dxa"/>
+          </w:tcPr>
+          <w:p/>
+        </w:tc>
+        <w:tc>
+          <w:tcPr>
+            <w:tcW w:w="1814" w:type="dxa"/>
+          </w:tcPr>
+          <w:p/>
+        </w:tc>
+      </w:tr>
+      <w:tr>
+        <w:tc>
+          <w:tcPr>
+            <w:tcW w:w="1814" w:type="dxa"/>
+          </w:tcPr>
+          <w:p/>
+        </w:tc>
+        <w:tc>
+          <w:tcPr>
+            <w:tcW w:w="1814" w:type="dxa"/>
+          </w:tcPr>
+          <w:p/>
+        </w:tc>
+        <w:tc>
+          <w:tcPr>
+            <w:tcW w:w="1814" w:type="dxa"/>
+          </w:tcPr>
+          <w:p/>
+        </w:tc>
+        <w:tc>
+          <w:tcPr>
+            <w:tcW w:w="1814" w:type="dxa"/>
+          </w:tcPr>
+          <w:p/>
+        </w:tc>
+        <w:tc>
+          <w:tcPr>
+            <w:tcW w:w="1814" w:type="dxa"/>
           </w:tcPr>
           <w:p/>
         </w:tc>
@@ -2277,7 +2435,13 @@
         <w:rPr>
           <w:color w:val="2E3B47"/>
         </w:rPr>
-        <w:t>☐ Nee, niets veranderd.   ☐ Ja, zie hieronder:</w:t>
+        <w:t>☐</w:t>
+      </w:r>
+      <w:r>
+        <w:rPr>
+          <w:color w:val="2E3B47"/>
+        </w:rPr>
+        <w:t xml:space="preserve"> Nee, niets veranderd.   ☐ Ja, zie hieronder:</w:t>
       </w:r>
     </w:p>
     <w:p>
@@ -2316,6 +2480,7 @@
           <w:color w:val="123A5F"/>
           <w:sz w:val="30"/>
         </w:rPr>
+        <w:lastRenderedPageBreak/>
         <w:t>Deel 4</w:t>
       </w:r>
     </w:p>
@@ -2342,7 +2507,13 @@
         <w:rPr>
           <w:color w:val="2E3B47"/>
         </w:rPr>
-        <w:t>☐ Nee, niets veranderd.   ☐ Ja, zie hieronder:</w:t>
+        <w:t>☐</w:t>
+      </w:r>
+      <w:r>
+        <w:rPr>
+          <w:color w:val="2E3B47"/>
+        </w:rPr>
+        <w:t xml:space="preserve"> Nee, niets veranderd.   ☐ Ja, zie hieronder:</w:t>
       </w:r>
     </w:p>
     <w:p>
@@ -2404,8 +2575,7 @@
     </w:p>
     <w:tbl>
       <w:tblPr>
-        <w:tblW w:type="auto" w:w="0"/>
-        <w:tblLook w:firstColumn="1" w:firstRow="1" w:lastColumn="0" w:lastRow="0" w:noHBand="0" w:noVBand="1" w:val="04A0"/>
+        <w:tblW w:w="0" w:type="auto"/>
         <w:tblBorders>
           <w:top w:val="single" w:sz="4" w:space="0" w:color="A8A296"/>
           <w:left w:val="single" w:sz="4" w:space="0" w:color="A8A296"/>
@@ -2414,19 +2584,19 @@
           <w:insideH w:val="single" w:sz="4" w:space="0" w:color="A8A296"/>
           <w:insideV w:val="single" w:sz="4" w:space="0" w:color="A8A296"/>
         </w:tblBorders>
+        <w:tblLook w:val="04A0" w:firstRow="1" w:lastRow="0" w:firstColumn="1" w:lastColumn="0" w:noHBand="0" w:noVBand="1"/>
       </w:tblPr>
       <w:tblGrid>
-        <w:gridCol w:w="3024"/>
-        <w:gridCol w:w="3024"/>
-        <w:gridCol w:w="3024"/>
+        <w:gridCol w:w="3021"/>
+        <w:gridCol w:w="3020"/>
+        <w:gridCol w:w="3021"/>
       </w:tblGrid>
       <w:tr>
         <w:tc>
           <w:tcPr>
-            <w:tcW w:type="dxa" w:w="3024"/>
-          </w:tcPr>
-          <w:p>
-            <w:r/>
+            <w:tcW w:w="3024" w:type="dxa"/>
+          </w:tcPr>
+          <w:p>
             <w:r>
               <w:rPr>
                 <w:b/>
@@ -2438,10 +2608,9 @@
         </w:tc>
         <w:tc>
           <w:tcPr>
-            <w:tcW w:type="dxa" w:w="3024"/>
-          </w:tcPr>
-          <w:p>
-            <w:r/>
+            <w:tcW w:w="3024" w:type="dxa"/>
+          </w:tcPr>
+          <w:p>
             <w:r>
               <w:rPr>
                 <w:b/>
@@ -2453,10 +2622,9 @@
         </w:tc>
         <w:tc>
           <w:tcPr>
-            <w:tcW w:type="dxa" w:w="3024"/>
-          </w:tcPr>
-          <w:p>
-            <w:r/>
+            <w:tcW w:w="3024" w:type="dxa"/>
+          </w:tcPr>
+          <w:p>
             <w:r>
               <w:rPr>
                 <w:b/>
@@ -2470,39 +2638,39 @@
       <w:tr>
         <w:tc>
           <w:tcPr>
-            <w:tcW w:type="dxa" w:w="3024"/>
-          </w:tcPr>
-          <w:p/>
-        </w:tc>
-        <w:tc>
-          <w:tcPr>
-            <w:tcW w:type="dxa" w:w="3024"/>
-          </w:tcPr>
-          <w:p/>
-        </w:tc>
-        <w:tc>
-          <w:tcPr>
-            <w:tcW w:type="dxa" w:w="3024"/>
-          </w:tcPr>
-          <w:p/>
-        </w:tc>
-      </w:tr>
-      <w:tr>
-        <w:tc>
-          <w:tcPr>
-            <w:tcW w:type="dxa" w:w="3024"/>
-          </w:tcPr>
-          <w:p/>
-        </w:tc>
-        <w:tc>
-          <w:tcPr>
-            <w:tcW w:type="dxa" w:w="3024"/>
-          </w:tcPr>
-          <w:p/>
-        </w:tc>
-        <w:tc>
-          <w:tcPr>
-            <w:tcW w:type="dxa" w:w="3024"/>
+            <w:tcW w:w="3024" w:type="dxa"/>
+          </w:tcPr>
+          <w:p/>
+        </w:tc>
+        <w:tc>
+          <w:tcPr>
+            <w:tcW w:w="3024" w:type="dxa"/>
+          </w:tcPr>
+          <w:p/>
+        </w:tc>
+        <w:tc>
+          <w:tcPr>
+            <w:tcW w:w="3024" w:type="dxa"/>
+          </w:tcPr>
+          <w:p/>
+        </w:tc>
+      </w:tr>
+      <w:tr>
+        <w:tc>
+          <w:tcPr>
+            <w:tcW w:w="3024" w:type="dxa"/>
+          </w:tcPr>
+          <w:p/>
+        </w:tc>
+        <w:tc>
+          <w:tcPr>
+            <w:tcW w:w="3024" w:type="dxa"/>
+          </w:tcPr>
+          <w:p/>
+        </w:tc>
+        <w:tc>
+          <w:tcPr>
+            <w:tcW w:w="3024" w:type="dxa"/>
           </w:tcPr>
           <w:p/>
         </w:tc>
@@ -2541,8 +2709,7 @@
     </w:p>
     <w:tbl>
       <w:tblPr>
-        <w:tblW w:type="auto" w:w="0"/>
-        <w:tblLook w:firstColumn="1" w:firstRow="1" w:lastColumn="0" w:lastRow="0" w:noHBand="0" w:noVBand="1" w:val="04A0"/>
+        <w:tblW w:w="0" w:type="auto"/>
         <w:tblBorders>
           <w:top w:val="single" w:sz="4" w:space="0" w:color="A8A296"/>
           <w:left w:val="single" w:sz="4" w:space="0" w:color="A8A296"/>
@@ -2551,18 +2718,18 @@
           <w:insideH w:val="single" w:sz="4" w:space="0" w:color="A8A296"/>
           <w:insideV w:val="single" w:sz="4" w:space="0" w:color="A8A296"/>
         </w:tblBorders>
+        <w:tblLook w:val="04A0" w:firstRow="1" w:lastRow="0" w:firstColumn="1" w:lastColumn="0" w:noHBand="0" w:noVBand="1"/>
       </w:tblPr>
       <w:tblGrid>
-        <w:gridCol w:w="4536"/>
-        <w:gridCol w:w="4536"/>
+        <w:gridCol w:w="4532"/>
+        <w:gridCol w:w="4530"/>
       </w:tblGrid>
       <w:tr>
         <w:tc>
           <w:tcPr>
-            <w:tcW w:type="dxa" w:w="4536"/>
-          </w:tcPr>
-          <w:p>
-            <w:r/>
+            <w:tcW w:w="4536" w:type="dxa"/>
+          </w:tcPr>
+          <w:p>
             <w:r>
               <w:rPr>
                 <w:b/>
@@ -2574,18 +2741,17 @@
         </w:tc>
         <w:tc>
           <w:tcPr>
-            <w:tcW w:type="dxa" w:w="4536"/>
-          </w:tcPr>
-          <w:p/>
-        </w:tc>
-      </w:tr>
-      <w:tr>
-        <w:tc>
-          <w:tcPr>
-            <w:tcW w:type="dxa" w:w="4536"/>
-          </w:tcPr>
-          <w:p>
-            <w:r/>
+            <w:tcW w:w="4536" w:type="dxa"/>
+          </w:tcPr>
+          <w:p/>
+        </w:tc>
+      </w:tr>
+      <w:tr>
+        <w:tc>
+          <w:tcPr>
+            <w:tcW w:w="4536" w:type="dxa"/>
+          </w:tcPr>
+          <w:p>
             <w:r>
               <w:rPr>
                 <w:b/>
@@ -2597,18 +2763,17 @@
         </w:tc>
         <w:tc>
           <w:tcPr>
-            <w:tcW w:type="dxa" w:w="4536"/>
-          </w:tcPr>
-          <w:p/>
-        </w:tc>
-      </w:tr>
-      <w:tr>
-        <w:tc>
-          <w:tcPr>
-            <w:tcW w:type="dxa" w:w="4536"/>
-          </w:tcPr>
-          <w:p>
-            <w:r/>
+            <w:tcW w:w="4536" w:type="dxa"/>
+          </w:tcPr>
+          <w:p/>
+        </w:tc>
+      </w:tr>
+      <w:tr>
+        <w:tc>
+          <w:tcPr>
+            <w:tcW w:w="4536" w:type="dxa"/>
+          </w:tcPr>
+          <w:p>
             <w:r>
               <w:rPr>
                 <w:b/>
@@ -2620,18 +2785,17 @@
         </w:tc>
         <w:tc>
           <w:tcPr>
-            <w:tcW w:type="dxa" w:w="4536"/>
-          </w:tcPr>
-          <w:p/>
-        </w:tc>
-      </w:tr>
-      <w:tr>
-        <w:tc>
-          <w:tcPr>
-            <w:tcW w:type="dxa" w:w="4536"/>
-          </w:tcPr>
-          <w:p>
-            <w:r/>
+            <w:tcW w:w="4536" w:type="dxa"/>
+          </w:tcPr>
+          <w:p/>
+        </w:tc>
+      </w:tr>
+      <w:tr>
+        <w:tc>
+          <w:tcPr>
+            <w:tcW w:w="4536" w:type="dxa"/>
+          </w:tcPr>
+          <w:p>
             <w:r>
               <w:rPr>
                 <w:b/>
@@ -2643,7 +2807,7 @@
         </w:tc>
         <w:tc>
           <w:tcPr>
-            <w:tcW w:type="dxa" w:w="4536"/>
+            <w:tcW w:w="4536" w:type="dxa"/>
           </w:tcPr>
           <w:p/>
         </w:tc>
@@ -2686,26 +2850,29 @@
     <w:p/>
     <w:tbl>
       <w:tblPr>
-        <w:tblW w:type="auto" w:w="0"/>
+        <w:tblW w:w="0" w:type="auto"/>
         <w:jc w:val="center"/>
-        <w:tblLook w:firstColumn="1" w:firstRow="1" w:lastColumn="0" w:lastRow="0" w:noHBand="0" w:noVBand="1" w:val="04A0"/>
+        <w:tblLook w:val="04A0" w:firstRow="1" w:lastRow="0" w:firstColumn="1" w:lastColumn="0" w:noHBand="0" w:noVBand="1"/>
       </w:tblPr>
       <w:tblGrid>
         <w:gridCol w:w="9072"/>
       </w:tblGrid>
       <w:tr>
-        <w:tc>
-          <w:tcPr>
-            <w:tcW w:type="dxa" w:w="9072"/>
+        <w:trPr>
+          <w:jc w:val="center"/>
+        </w:trPr>
+        <w:tc>
+          <w:tcPr>
+            <w:tcW w:w="9072" w:type="dxa"/>
             <w:shd w:val="clear" w:color="auto" w:fill="123A5F"/>
           </w:tcPr>
           <w:p>
-            <w:r/>
             <w:r>
               <w:rPr>
                 <w:b/>
                 <w:color w:val="FFFFFF"/>
               </w:rPr>
+              <w:lastRenderedPageBreak/>
               <w:t>PERIODE 4 — week 7–8</w:t>
             </w:r>
           </w:p>
@@ -2753,8 +2920,7 @@
     </w:p>
     <w:tbl>
       <w:tblPr>
-        <w:tblW w:type="auto" w:w="0"/>
-        <w:tblLook w:firstColumn="1" w:firstRow="1" w:lastColumn="0" w:lastRow="0" w:noHBand="0" w:noVBand="1" w:val="04A0"/>
+        <w:tblW w:w="0" w:type="auto"/>
         <w:tblBorders>
           <w:top w:val="single" w:sz="4" w:space="0" w:color="A8A296"/>
           <w:left w:val="single" w:sz="4" w:space="0" w:color="A8A296"/>
@@ -2763,18 +2929,18 @@
           <w:insideH w:val="single" w:sz="4" w:space="0" w:color="A8A296"/>
           <w:insideV w:val="single" w:sz="4" w:space="0" w:color="A8A296"/>
         </w:tblBorders>
+        <w:tblLook w:val="04A0" w:firstRow="1" w:lastRow="0" w:firstColumn="1" w:lastColumn="0" w:noHBand="0" w:noVBand="1"/>
       </w:tblPr>
       <w:tblGrid>
-        <w:gridCol w:w="4536"/>
-        <w:gridCol w:w="4536"/>
+        <w:gridCol w:w="4532"/>
+        <w:gridCol w:w="4530"/>
       </w:tblGrid>
       <w:tr>
         <w:tc>
           <w:tcPr>
-            <w:tcW w:type="dxa" w:w="4536"/>
-          </w:tcPr>
-          <w:p>
-            <w:r/>
+            <w:tcW w:w="4536" w:type="dxa"/>
+          </w:tcPr>
+          <w:p>
             <w:r>
               <w:rPr>
                 <w:b/>
@@ -2786,18 +2952,17 @@
         </w:tc>
         <w:tc>
           <w:tcPr>
-            <w:tcW w:type="dxa" w:w="4536"/>
-          </w:tcPr>
-          <w:p/>
-        </w:tc>
-      </w:tr>
-      <w:tr>
-        <w:tc>
-          <w:tcPr>
-            <w:tcW w:type="dxa" w:w="4536"/>
-          </w:tcPr>
-          <w:p>
-            <w:r/>
+            <w:tcW w:w="4536" w:type="dxa"/>
+          </w:tcPr>
+          <w:p/>
+        </w:tc>
+      </w:tr>
+      <w:tr>
+        <w:tc>
+          <w:tcPr>
+            <w:tcW w:w="4536" w:type="dxa"/>
+          </w:tcPr>
+          <w:p>
             <w:r>
               <w:rPr>
                 <w:b/>
@@ -2809,18 +2974,17 @@
         </w:tc>
         <w:tc>
           <w:tcPr>
-            <w:tcW w:type="dxa" w:w="4536"/>
-          </w:tcPr>
-          <w:p/>
-        </w:tc>
-      </w:tr>
-      <w:tr>
-        <w:tc>
-          <w:tcPr>
-            <w:tcW w:type="dxa" w:w="4536"/>
-          </w:tcPr>
-          <w:p>
-            <w:r/>
+            <w:tcW w:w="4536" w:type="dxa"/>
+          </w:tcPr>
+          <w:p/>
+        </w:tc>
+      </w:tr>
+      <w:tr>
+        <w:tc>
+          <w:tcPr>
+            <w:tcW w:w="4536" w:type="dxa"/>
+          </w:tcPr>
+          <w:p>
             <w:r>
               <w:rPr>
                 <w:b/>
@@ -2832,18 +2996,17 @@
         </w:tc>
         <w:tc>
           <w:tcPr>
-            <w:tcW w:type="dxa" w:w="4536"/>
-          </w:tcPr>
-          <w:p/>
-        </w:tc>
-      </w:tr>
-      <w:tr>
-        <w:tc>
-          <w:tcPr>
-            <w:tcW w:type="dxa" w:w="4536"/>
-          </w:tcPr>
-          <w:p>
-            <w:r/>
+            <w:tcW w:w="4536" w:type="dxa"/>
+          </w:tcPr>
+          <w:p/>
+        </w:tc>
+      </w:tr>
+      <w:tr>
+        <w:tc>
+          <w:tcPr>
+            <w:tcW w:w="4536" w:type="dxa"/>
+          </w:tcPr>
+          <w:p>
             <w:r>
               <w:rPr>
                 <w:b/>
@@ -2855,7 +3018,7 @@
         </w:tc>
         <w:tc>
           <w:tcPr>
-            <w:tcW w:type="dxa" w:w="4536"/>
+            <w:tcW w:w="4536" w:type="dxa"/>
           </w:tcPr>
           <w:p/>
         </w:tc>
@@ -2894,8 +3057,7 @@
     </w:p>
     <w:tbl>
       <w:tblPr>
-        <w:tblW w:type="auto" w:w="0"/>
-        <w:tblLook w:firstColumn="1" w:firstRow="1" w:lastColumn="0" w:lastRow="0" w:noHBand="0" w:noVBand="1" w:val="04A0"/>
+        <w:tblW w:w="0" w:type="auto"/>
         <w:tblBorders>
           <w:top w:val="single" w:sz="4" w:space="0" w:color="A8A296"/>
           <w:left w:val="single" w:sz="4" w:space="0" w:color="A8A296"/>
@@ -2904,21 +3066,21 @@
           <w:insideH w:val="single" w:sz="4" w:space="0" w:color="A8A296"/>
           <w:insideV w:val="single" w:sz="4" w:space="0" w:color="A8A296"/>
         </w:tblBorders>
+        <w:tblLook w:val="04A0" w:firstRow="1" w:lastRow="0" w:firstColumn="1" w:lastColumn="0" w:noHBand="0" w:noVBand="1"/>
       </w:tblPr>
       <w:tblGrid>
-        <w:gridCol w:w="1814"/>
-        <w:gridCol w:w="1814"/>
-        <w:gridCol w:w="1814"/>
-        <w:gridCol w:w="1814"/>
-        <w:gridCol w:w="1814"/>
+        <w:gridCol w:w="1812"/>
+        <w:gridCol w:w="1813"/>
+        <w:gridCol w:w="1812"/>
+        <w:gridCol w:w="1813"/>
+        <w:gridCol w:w="1812"/>
       </w:tblGrid>
       <w:tr>
         <w:tc>
           <w:tcPr>
-            <w:tcW w:type="dxa" w:w="1814"/>
-          </w:tcPr>
-          <w:p>
-            <w:r/>
+            <w:tcW w:w="1814" w:type="dxa"/>
+          </w:tcPr>
+          <w:p>
             <w:r>
               <w:rPr>
                 <w:b/>
@@ -2930,10 +3092,9 @@
         </w:tc>
         <w:tc>
           <w:tcPr>
-            <w:tcW w:type="dxa" w:w="1814"/>
-          </w:tcPr>
-          <w:p>
-            <w:r/>
+            <w:tcW w:w="1814" w:type="dxa"/>
+          </w:tcPr>
+          <w:p>
             <w:r>
               <w:rPr>
                 <w:b/>
@@ -2945,10 +3106,9 @@
         </w:tc>
         <w:tc>
           <w:tcPr>
-            <w:tcW w:type="dxa" w:w="1814"/>
-          </w:tcPr>
-          <w:p>
-            <w:r/>
+            <w:tcW w:w="1814" w:type="dxa"/>
+          </w:tcPr>
+          <w:p>
             <w:r>
               <w:rPr>
                 <w:b/>
@@ -2960,10 +3120,9 @@
         </w:tc>
         <w:tc>
           <w:tcPr>
-            <w:tcW w:type="dxa" w:w="1814"/>
-          </w:tcPr>
-          <w:p>
-            <w:r/>
+            <w:tcW w:w="1814" w:type="dxa"/>
+          </w:tcPr>
+          <w:p>
             <w:r>
               <w:rPr>
                 <w:b/>
@@ -2975,10 +3134,9 @@
         </w:tc>
         <w:tc>
           <w:tcPr>
-            <w:tcW w:type="dxa" w:w="1814"/>
-          </w:tcPr>
-          <w:p>
-            <w:r/>
+            <w:tcW w:w="1814" w:type="dxa"/>
+          </w:tcPr>
+          <w:p>
             <w:r>
               <w:rPr>
                 <w:b/>
@@ -2992,95 +3150,95 @@
       <w:tr>
         <w:tc>
           <w:tcPr>
-            <w:tcW w:type="dxa" w:w="1814"/>
-          </w:tcPr>
-          <w:p/>
-        </w:tc>
-        <w:tc>
-          <w:tcPr>
-            <w:tcW w:type="dxa" w:w="1814"/>
-          </w:tcPr>
-          <w:p/>
-        </w:tc>
-        <w:tc>
-          <w:tcPr>
-            <w:tcW w:type="dxa" w:w="1814"/>
-          </w:tcPr>
-          <w:p/>
-        </w:tc>
-        <w:tc>
-          <w:tcPr>
-            <w:tcW w:type="dxa" w:w="1814"/>
-          </w:tcPr>
-          <w:p/>
-        </w:tc>
-        <w:tc>
-          <w:tcPr>
-            <w:tcW w:type="dxa" w:w="1814"/>
-          </w:tcPr>
-          <w:p/>
-        </w:tc>
-      </w:tr>
-      <w:tr>
-        <w:tc>
-          <w:tcPr>
-            <w:tcW w:type="dxa" w:w="1814"/>
-          </w:tcPr>
-          <w:p/>
-        </w:tc>
-        <w:tc>
-          <w:tcPr>
-            <w:tcW w:type="dxa" w:w="1814"/>
-          </w:tcPr>
-          <w:p/>
-        </w:tc>
-        <w:tc>
-          <w:tcPr>
-            <w:tcW w:type="dxa" w:w="1814"/>
-          </w:tcPr>
-          <w:p/>
-        </w:tc>
-        <w:tc>
-          <w:tcPr>
-            <w:tcW w:type="dxa" w:w="1814"/>
-          </w:tcPr>
-          <w:p/>
-        </w:tc>
-        <w:tc>
-          <w:tcPr>
-            <w:tcW w:type="dxa" w:w="1814"/>
-          </w:tcPr>
-          <w:p/>
-        </w:tc>
-      </w:tr>
-      <w:tr>
-        <w:tc>
-          <w:tcPr>
-            <w:tcW w:type="dxa" w:w="1814"/>
-          </w:tcPr>
-          <w:p/>
-        </w:tc>
-        <w:tc>
-          <w:tcPr>
-            <w:tcW w:type="dxa" w:w="1814"/>
-          </w:tcPr>
-          <w:p/>
-        </w:tc>
-        <w:tc>
-          <w:tcPr>
-            <w:tcW w:type="dxa" w:w="1814"/>
-          </w:tcPr>
-          <w:p/>
-        </w:tc>
-        <w:tc>
-          <w:tcPr>
-            <w:tcW w:type="dxa" w:w="1814"/>
-          </w:tcPr>
-          <w:p/>
-        </w:tc>
-        <w:tc>
-          <w:tcPr>
-            <w:tcW w:type="dxa" w:w="1814"/>
+            <w:tcW w:w="1814" w:type="dxa"/>
+          </w:tcPr>
+          <w:p/>
+        </w:tc>
+        <w:tc>
+          <w:tcPr>
+            <w:tcW w:w="1814" w:type="dxa"/>
+          </w:tcPr>
+          <w:p/>
+        </w:tc>
+        <w:tc>
+          <w:tcPr>
+            <w:tcW w:w="1814" w:type="dxa"/>
+          </w:tcPr>
+          <w:p/>
+        </w:tc>
+        <w:tc>
+          <w:tcPr>
+            <w:tcW w:w="1814" w:type="dxa"/>
+          </w:tcPr>
+          <w:p/>
+        </w:tc>
+        <w:tc>
+          <w:tcPr>
+            <w:tcW w:w="1814" w:type="dxa"/>
+          </w:tcPr>
+          <w:p/>
+        </w:tc>
+      </w:tr>
+      <w:tr>
+        <w:tc>
+          <w:tcPr>
+            <w:tcW w:w="1814" w:type="dxa"/>
+          </w:tcPr>
+          <w:p/>
+        </w:tc>
+        <w:tc>
+          <w:tcPr>
+            <w:tcW w:w="1814" w:type="dxa"/>
+          </w:tcPr>
+          <w:p/>
+        </w:tc>
+        <w:tc>
+          <w:tcPr>
+            <w:tcW w:w="1814" w:type="dxa"/>
+          </w:tcPr>
+          <w:p/>
+        </w:tc>
+        <w:tc>
+          <w:tcPr>
+            <w:tcW w:w="1814" w:type="dxa"/>
+          </w:tcPr>
+          <w:p/>
+        </w:tc>
+        <w:tc>
+          <w:tcPr>
+            <w:tcW w:w="1814" w:type="dxa"/>
+          </w:tcPr>
+          <w:p/>
+        </w:tc>
+      </w:tr>
+      <w:tr>
+        <w:tc>
+          <w:tcPr>
+            <w:tcW w:w="1814" w:type="dxa"/>
+          </w:tcPr>
+          <w:p/>
+        </w:tc>
+        <w:tc>
+          <w:tcPr>
+            <w:tcW w:w="1814" w:type="dxa"/>
+          </w:tcPr>
+          <w:p/>
+        </w:tc>
+        <w:tc>
+          <w:tcPr>
+            <w:tcW w:w="1814" w:type="dxa"/>
+          </w:tcPr>
+          <w:p/>
+        </w:tc>
+        <w:tc>
+          <w:tcPr>
+            <w:tcW w:w="1814" w:type="dxa"/>
+          </w:tcPr>
+          <w:p/>
+        </w:tc>
+        <w:tc>
+          <w:tcPr>
+            <w:tcW w:w="1814" w:type="dxa"/>
           </w:tcPr>
           <w:p/>
         </w:tc>
@@ -3122,7 +3280,13 @@
         <w:rPr>
           <w:color w:val="2E3B47"/>
         </w:rPr>
-        <w:t>☐ Nee, niets veranderd.   ☐ Ja, zie hieronder:</w:t>
+        <w:t>☐</w:t>
+      </w:r>
+      <w:r>
+        <w:rPr>
+          <w:color w:val="2E3B47"/>
+        </w:rPr>
+        <w:t xml:space="preserve"> Nee, niets veranderd.   ☐ Ja, zie hieronder:</w:t>
       </w:r>
     </w:p>
     <w:p>
@@ -3161,6 +3325,7 @@
           <w:color w:val="123A5F"/>
           <w:sz w:val="30"/>
         </w:rPr>
+        <w:lastRenderedPageBreak/>
         <w:t>Deel 4</w:t>
       </w:r>
     </w:p>
@@ -3187,7 +3352,13 @@
         <w:rPr>
           <w:color w:val="2E3B47"/>
         </w:rPr>
-        <w:t>☐ Nee, niets veranderd.   ☐ Ja, zie hieronder:</w:t>
+        <w:t>☐</w:t>
+      </w:r>
+      <w:r>
+        <w:rPr>
+          <w:color w:val="2E3B47"/>
+        </w:rPr>
+        <w:t xml:space="preserve"> Nee, niets veranderd.   ☐ Ja, zie hieronder:</w:t>
       </w:r>
     </w:p>
     <w:p>
@@ -3249,8 +3420,7 @@
     </w:p>
     <w:tbl>
       <w:tblPr>
-        <w:tblW w:type="auto" w:w="0"/>
-        <w:tblLook w:firstColumn="1" w:firstRow="1" w:lastColumn="0" w:lastRow="0" w:noHBand="0" w:noVBand="1" w:val="04A0"/>
+        <w:tblW w:w="0" w:type="auto"/>
         <w:tblBorders>
           <w:top w:val="single" w:sz="4" w:space="0" w:color="A8A296"/>
           <w:left w:val="single" w:sz="4" w:space="0" w:color="A8A296"/>
@@ -3259,19 +3429,19 @@
           <w:insideH w:val="single" w:sz="4" w:space="0" w:color="A8A296"/>
           <w:insideV w:val="single" w:sz="4" w:space="0" w:color="A8A296"/>
         </w:tblBorders>
+        <w:tblLook w:val="04A0" w:firstRow="1" w:lastRow="0" w:firstColumn="1" w:lastColumn="0" w:noHBand="0" w:noVBand="1"/>
       </w:tblPr>
       <w:tblGrid>
-        <w:gridCol w:w="3024"/>
-        <w:gridCol w:w="3024"/>
-        <w:gridCol w:w="3024"/>
+        <w:gridCol w:w="3021"/>
+        <w:gridCol w:w="3020"/>
+        <w:gridCol w:w="3021"/>
       </w:tblGrid>
       <w:tr>
         <w:tc>
           <w:tcPr>
-            <w:tcW w:type="dxa" w:w="3024"/>
-          </w:tcPr>
-          <w:p>
-            <w:r/>
+            <w:tcW w:w="3024" w:type="dxa"/>
+          </w:tcPr>
+          <w:p>
             <w:r>
               <w:rPr>
                 <w:b/>
@@ -3283,10 +3453,9 @@
         </w:tc>
         <w:tc>
           <w:tcPr>
-            <w:tcW w:type="dxa" w:w="3024"/>
-          </w:tcPr>
-          <w:p>
-            <w:r/>
+            <w:tcW w:w="3024" w:type="dxa"/>
+          </w:tcPr>
+          <w:p>
             <w:r>
               <w:rPr>
                 <w:b/>
@@ -3298,10 +3467,9 @@
         </w:tc>
         <w:tc>
           <w:tcPr>
-            <w:tcW w:type="dxa" w:w="3024"/>
-          </w:tcPr>
-          <w:p>
-            <w:r/>
+            <w:tcW w:w="3024" w:type="dxa"/>
+          </w:tcPr>
+          <w:p>
             <w:r>
               <w:rPr>
                 <w:b/>
@@ -3315,39 +3483,39 @@
       <w:tr>
         <w:tc>
           <w:tcPr>
-            <w:tcW w:type="dxa" w:w="3024"/>
-          </w:tcPr>
-          <w:p/>
-        </w:tc>
-        <w:tc>
-          <w:tcPr>
-            <w:tcW w:type="dxa" w:w="3024"/>
-          </w:tcPr>
-          <w:p/>
-        </w:tc>
-        <w:tc>
-          <w:tcPr>
-            <w:tcW w:type="dxa" w:w="3024"/>
-          </w:tcPr>
-          <w:p/>
-        </w:tc>
-      </w:tr>
-      <w:tr>
-        <w:tc>
-          <w:tcPr>
-            <w:tcW w:type="dxa" w:w="3024"/>
-          </w:tcPr>
-          <w:p/>
-        </w:tc>
-        <w:tc>
-          <w:tcPr>
-            <w:tcW w:type="dxa" w:w="3024"/>
-          </w:tcPr>
-          <w:p/>
-        </w:tc>
-        <w:tc>
-          <w:tcPr>
-            <w:tcW w:type="dxa" w:w="3024"/>
+            <w:tcW w:w="3024" w:type="dxa"/>
+          </w:tcPr>
+          <w:p/>
+        </w:tc>
+        <w:tc>
+          <w:tcPr>
+            <w:tcW w:w="3024" w:type="dxa"/>
+          </w:tcPr>
+          <w:p/>
+        </w:tc>
+        <w:tc>
+          <w:tcPr>
+            <w:tcW w:w="3024" w:type="dxa"/>
+          </w:tcPr>
+          <w:p/>
+        </w:tc>
+      </w:tr>
+      <w:tr>
+        <w:tc>
+          <w:tcPr>
+            <w:tcW w:w="3024" w:type="dxa"/>
+          </w:tcPr>
+          <w:p/>
+        </w:tc>
+        <w:tc>
+          <w:tcPr>
+            <w:tcW w:w="3024" w:type="dxa"/>
+          </w:tcPr>
+          <w:p/>
+        </w:tc>
+        <w:tc>
+          <w:tcPr>
+            <w:tcW w:w="3024" w:type="dxa"/>
           </w:tcPr>
           <w:p/>
         </w:tc>
@@ -3386,8 +3554,7 @@
     </w:p>
     <w:tbl>
       <w:tblPr>
-        <w:tblW w:type="auto" w:w="0"/>
-        <w:tblLook w:firstColumn="1" w:firstRow="1" w:lastColumn="0" w:lastRow="0" w:noHBand="0" w:noVBand="1" w:val="04A0"/>
+        <w:tblW w:w="0" w:type="auto"/>
         <w:tblBorders>
           <w:top w:val="single" w:sz="4" w:space="0" w:color="A8A296"/>
           <w:left w:val="single" w:sz="4" w:space="0" w:color="A8A296"/>
@@ -3396,18 +3563,18 @@
           <w:insideH w:val="single" w:sz="4" w:space="0" w:color="A8A296"/>
           <w:insideV w:val="single" w:sz="4" w:space="0" w:color="A8A296"/>
         </w:tblBorders>
+        <w:tblLook w:val="04A0" w:firstRow="1" w:lastRow="0" w:firstColumn="1" w:lastColumn="0" w:noHBand="0" w:noVBand="1"/>
       </w:tblPr>
       <w:tblGrid>
-        <w:gridCol w:w="4536"/>
-        <w:gridCol w:w="4536"/>
+        <w:gridCol w:w="4532"/>
+        <w:gridCol w:w="4530"/>
       </w:tblGrid>
       <w:tr>
         <w:tc>
           <w:tcPr>
-            <w:tcW w:type="dxa" w:w="4536"/>
-          </w:tcPr>
-          <w:p>
-            <w:r/>
+            <w:tcW w:w="4536" w:type="dxa"/>
+          </w:tcPr>
+          <w:p>
             <w:r>
               <w:rPr>
                 <w:b/>
@@ -3419,18 +3586,17 @@
         </w:tc>
         <w:tc>
           <w:tcPr>
-            <w:tcW w:type="dxa" w:w="4536"/>
-          </w:tcPr>
-          <w:p/>
-        </w:tc>
-      </w:tr>
-      <w:tr>
-        <w:tc>
-          <w:tcPr>
-            <w:tcW w:type="dxa" w:w="4536"/>
-          </w:tcPr>
-          <w:p>
-            <w:r/>
+            <w:tcW w:w="4536" w:type="dxa"/>
+          </w:tcPr>
+          <w:p/>
+        </w:tc>
+      </w:tr>
+      <w:tr>
+        <w:tc>
+          <w:tcPr>
+            <w:tcW w:w="4536" w:type="dxa"/>
+          </w:tcPr>
+          <w:p>
             <w:r>
               <w:rPr>
                 <w:b/>
@@ -3442,18 +3608,17 @@
         </w:tc>
         <w:tc>
           <w:tcPr>
-            <w:tcW w:type="dxa" w:w="4536"/>
-          </w:tcPr>
-          <w:p/>
-        </w:tc>
-      </w:tr>
-      <w:tr>
-        <w:tc>
-          <w:tcPr>
-            <w:tcW w:type="dxa" w:w="4536"/>
-          </w:tcPr>
-          <w:p>
-            <w:r/>
+            <w:tcW w:w="4536" w:type="dxa"/>
+          </w:tcPr>
+          <w:p/>
+        </w:tc>
+      </w:tr>
+      <w:tr>
+        <w:tc>
+          <w:tcPr>
+            <w:tcW w:w="4536" w:type="dxa"/>
+          </w:tcPr>
+          <w:p>
             <w:r>
               <w:rPr>
                 <w:b/>
@@ -3465,18 +3630,17 @@
         </w:tc>
         <w:tc>
           <w:tcPr>
-            <w:tcW w:type="dxa" w:w="4536"/>
-          </w:tcPr>
-          <w:p/>
-        </w:tc>
-      </w:tr>
-      <w:tr>
-        <w:tc>
-          <w:tcPr>
-            <w:tcW w:type="dxa" w:w="4536"/>
-          </w:tcPr>
-          <w:p>
-            <w:r/>
+            <w:tcW w:w="4536" w:type="dxa"/>
+          </w:tcPr>
+          <w:p/>
+        </w:tc>
+      </w:tr>
+      <w:tr>
+        <w:tc>
+          <w:tcPr>
+            <w:tcW w:w="4536" w:type="dxa"/>
+          </w:tcPr>
+          <w:p>
             <w:r>
               <w:rPr>
                 <w:b/>
@@ -3488,7 +3652,7 @@
         </w:tc>
         <w:tc>
           <w:tcPr>
-            <w:tcW w:type="dxa" w:w="4536"/>
+            <w:tcW w:w="4536" w:type="dxa"/>
           </w:tcPr>
           <w:p/>
         </w:tc>
@@ -3531,26 +3695,29 @@
     <w:p/>
     <w:tbl>
       <w:tblPr>
-        <w:tblW w:type="auto" w:w="0"/>
+        <w:tblW w:w="0" w:type="auto"/>
         <w:jc w:val="center"/>
-        <w:tblLook w:firstColumn="1" w:firstRow="1" w:lastColumn="0" w:lastRow="0" w:noHBand="0" w:noVBand="1" w:val="04A0"/>
+        <w:tblLook w:val="04A0" w:firstRow="1" w:lastRow="0" w:firstColumn="1" w:lastColumn="0" w:noHBand="0" w:noVBand="1"/>
       </w:tblPr>
       <w:tblGrid>
         <w:gridCol w:w="9072"/>
       </w:tblGrid>
       <w:tr>
-        <w:tc>
-          <w:tcPr>
-            <w:tcW w:type="dxa" w:w="9072"/>
+        <w:trPr>
+          <w:jc w:val="center"/>
+        </w:trPr>
+        <w:tc>
+          <w:tcPr>
+            <w:tcW w:w="9072" w:type="dxa"/>
             <w:shd w:val="clear" w:color="auto" w:fill="123A5F"/>
           </w:tcPr>
           <w:p>
-            <w:r/>
             <w:r>
               <w:rPr>
                 <w:b/>
                 <w:color w:val="FFFFFF"/>
               </w:rPr>
+              <w:lastRenderedPageBreak/>
               <w:t>PERIODE 5 — week 9–10</w:t>
             </w:r>
           </w:p>
@@ -3598,8 +3765,7 @@
     </w:p>
     <w:tbl>
       <w:tblPr>
-        <w:tblW w:type="auto" w:w="0"/>
-        <w:tblLook w:firstColumn="1" w:firstRow="1" w:lastColumn="0" w:lastRow="0" w:noHBand="0" w:noVBand="1" w:val="04A0"/>
+        <w:tblW w:w="0" w:type="auto"/>
         <w:tblBorders>
           <w:top w:val="single" w:sz="4" w:space="0" w:color="A8A296"/>
           <w:left w:val="single" w:sz="4" w:space="0" w:color="A8A296"/>
@@ -3608,18 +3774,18 @@
           <w:insideH w:val="single" w:sz="4" w:space="0" w:color="A8A296"/>
           <w:insideV w:val="single" w:sz="4" w:space="0" w:color="A8A296"/>
         </w:tblBorders>
+        <w:tblLook w:val="04A0" w:firstRow="1" w:lastRow="0" w:firstColumn="1" w:lastColumn="0" w:noHBand="0" w:noVBand="1"/>
       </w:tblPr>
       <w:tblGrid>
-        <w:gridCol w:w="4536"/>
-        <w:gridCol w:w="4536"/>
+        <w:gridCol w:w="4532"/>
+        <w:gridCol w:w="4530"/>
       </w:tblGrid>
       <w:tr>
         <w:tc>
           <w:tcPr>
-            <w:tcW w:type="dxa" w:w="4536"/>
-          </w:tcPr>
-          <w:p>
-            <w:r/>
+            <w:tcW w:w="4536" w:type="dxa"/>
+          </w:tcPr>
+          <w:p>
             <w:r>
               <w:rPr>
                 <w:b/>
@@ -3631,18 +3797,17 @@
         </w:tc>
         <w:tc>
           <w:tcPr>
-            <w:tcW w:type="dxa" w:w="4536"/>
-          </w:tcPr>
-          <w:p/>
-        </w:tc>
-      </w:tr>
-      <w:tr>
-        <w:tc>
-          <w:tcPr>
-            <w:tcW w:type="dxa" w:w="4536"/>
-          </w:tcPr>
-          <w:p>
-            <w:r/>
+            <w:tcW w:w="4536" w:type="dxa"/>
+          </w:tcPr>
+          <w:p/>
+        </w:tc>
+      </w:tr>
+      <w:tr>
+        <w:tc>
+          <w:tcPr>
+            <w:tcW w:w="4536" w:type="dxa"/>
+          </w:tcPr>
+          <w:p>
             <w:r>
               <w:rPr>
                 <w:b/>
@@ -3654,18 +3819,17 @@
         </w:tc>
         <w:tc>
           <w:tcPr>
-            <w:tcW w:type="dxa" w:w="4536"/>
-          </w:tcPr>
-          <w:p/>
-        </w:tc>
-      </w:tr>
-      <w:tr>
-        <w:tc>
-          <w:tcPr>
-            <w:tcW w:type="dxa" w:w="4536"/>
-          </w:tcPr>
-          <w:p>
-            <w:r/>
+            <w:tcW w:w="4536" w:type="dxa"/>
+          </w:tcPr>
+          <w:p/>
+        </w:tc>
+      </w:tr>
+      <w:tr>
+        <w:tc>
+          <w:tcPr>
+            <w:tcW w:w="4536" w:type="dxa"/>
+          </w:tcPr>
+          <w:p>
             <w:r>
               <w:rPr>
                 <w:b/>
@@ -3677,18 +3841,17 @@
         </w:tc>
         <w:tc>
           <w:tcPr>
-            <w:tcW w:type="dxa" w:w="4536"/>
-          </w:tcPr>
-          <w:p/>
-        </w:tc>
-      </w:tr>
-      <w:tr>
-        <w:tc>
-          <w:tcPr>
-            <w:tcW w:type="dxa" w:w="4536"/>
-          </w:tcPr>
-          <w:p>
-            <w:r/>
+            <w:tcW w:w="4536" w:type="dxa"/>
+          </w:tcPr>
+          <w:p/>
+        </w:tc>
+      </w:tr>
+      <w:tr>
+        <w:tc>
+          <w:tcPr>
+            <w:tcW w:w="4536" w:type="dxa"/>
+          </w:tcPr>
+          <w:p>
             <w:r>
               <w:rPr>
                 <w:b/>
@@ -3700,7 +3863,7 @@
         </w:tc>
         <w:tc>
           <w:tcPr>
-            <w:tcW w:type="dxa" w:w="4536"/>
+            <w:tcW w:w="4536" w:type="dxa"/>
           </w:tcPr>
           <w:p/>
         </w:tc>
@@ -3739,8 +3902,7 @@
     </w:p>
     <w:tbl>
       <w:tblPr>
-        <w:tblW w:type="auto" w:w="0"/>
-        <w:tblLook w:firstColumn="1" w:firstRow="1" w:lastColumn="0" w:lastRow="0" w:noHBand="0" w:noVBand="1" w:val="04A0"/>
+        <w:tblW w:w="0" w:type="auto"/>
         <w:tblBorders>
           <w:top w:val="single" w:sz="4" w:space="0" w:color="A8A296"/>
           <w:left w:val="single" w:sz="4" w:space="0" w:color="A8A296"/>
@@ -3749,21 +3911,21 @@
           <w:insideH w:val="single" w:sz="4" w:space="0" w:color="A8A296"/>
           <w:insideV w:val="single" w:sz="4" w:space="0" w:color="A8A296"/>
         </w:tblBorders>
+        <w:tblLook w:val="04A0" w:firstRow="1" w:lastRow="0" w:firstColumn="1" w:lastColumn="0" w:noHBand="0" w:noVBand="1"/>
       </w:tblPr>
       <w:tblGrid>
-        <w:gridCol w:w="1814"/>
-        <w:gridCol w:w="1814"/>
-        <w:gridCol w:w="1814"/>
-        <w:gridCol w:w="1814"/>
-        <w:gridCol w:w="1814"/>
+        <w:gridCol w:w="1812"/>
+        <w:gridCol w:w="1813"/>
+        <w:gridCol w:w="1812"/>
+        <w:gridCol w:w="1813"/>
+        <w:gridCol w:w="1812"/>
       </w:tblGrid>
       <w:tr>
         <w:tc>
           <w:tcPr>
-            <w:tcW w:type="dxa" w:w="1814"/>
-          </w:tcPr>
-          <w:p>
-            <w:r/>
+            <w:tcW w:w="1814" w:type="dxa"/>
+          </w:tcPr>
+          <w:p>
             <w:r>
               <w:rPr>
                 <w:b/>
@@ -3775,10 +3937,9 @@
         </w:tc>
         <w:tc>
           <w:tcPr>
-            <w:tcW w:type="dxa" w:w="1814"/>
-          </w:tcPr>
-          <w:p>
-            <w:r/>
+            <w:tcW w:w="1814" w:type="dxa"/>
+          </w:tcPr>
+          <w:p>
             <w:r>
               <w:rPr>
                 <w:b/>
@@ -3790,10 +3951,9 @@
         </w:tc>
         <w:tc>
           <w:tcPr>
-            <w:tcW w:type="dxa" w:w="1814"/>
-          </w:tcPr>
-          <w:p>
-            <w:r/>
+            <w:tcW w:w="1814" w:type="dxa"/>
+          </w:tcPr>
+          <w:p>
             <w:r>
               <w:rPr>
                 <w:b/>
@@ -3805,10 +3965,9 @@
         </w:tc>
         <w:tc>
           <w:tcPr>
-            <w:tcW w:type="dxa" w:w="1814"/>
-          </w:tcPr>
-          <w:p>
-            <w:r/>
+            <w:tcW w:w="1814" w:type="dxa"/>
+          </w:tcPr>
+          <w:p>
             <w:r>
               <w:rPr>
                 <w:b/>
@@ -3820,10 +3979,9 @@
         </w:tc>
         <w:tc>
           <w:tcPr>
-            <w:tcW w:type="dxa" w:w="1814"/>
-          </w:tcPr>
-          <w:p>
-            <w:r/>
+            <w:tcW w:w="1814" w:type="dxa"/>
+          </w:tcPr>
+          <w:p>
             <w:r>
               <w:rPr>
                 <w:b/>
@@ -3837,95 +3995,95 @@
       <w:tr>
         <w:tc>
           <w:tcPr>
-            <w:tcW w:type="dxa" w:w="1814"/>
-          </w:tcPr>
-          <w:p/>
-        </w:tc>
-        <w:tc>
-          <w:tcPr>
-            <w:tcW w:type="dxa" w:w="1814"/>
-          </w:tcPr>
-          <w:p/>
-        </w:tc>
-        <w:tc>
-          <w:tcPr>
-            <w:tcW w:type="dxa" w:w="1814"/>
-          </w:tcPr>
-          <w:p/>
-        </w:tc>
-        <w:tc>
-          <w:tcPr>
-            <w:tcW w:type="dxa" w:w="1814"/>
-          </w:tcPr>
-          <w:p/>
-        </w:tc>
-        <w:tc>
-          <w:tcPr>
-            <w:tcW w:type="dxa" w:w="1814"/>
-          </w:tcPr>
-          <w:p/>
-        </w:tc>
-      </w:tr>
-      <w:tr>
-        <w:tc>
-          <w:tcPr>
-            <w:tcW w:type="dxa" w:w="1814"/>
-          </w:tcPr>
-          <w:p/>
-        </w:tc>
-        <w:tc>
-          <w:tcPr>
-            <w:tcW w:type="dxa" w:w="1814"/>
-          </w:tcPr>
-          <w:p/>
-        </w:tc>
-        <w:tc>
-          <w:tcPr>
-            <w:tcW w:type="dxa" w:w="1814"/>
-          </w:tcPr>
-          <w:p/>
-        </w:tc>
-        <w:tc>
-          <w:tcPr>
-            <w:tcW w:type="dxa" w:w="1814"/>
-          </w:tcPr>
-          <w:p/>
-        </w:tc>
-        <w:tc>
-          <w:tcPr>
-            <w:tcW w:type="dxa" w:w="1814"/>
-          </w:tcPr>
-          <w:p/>
-        </w:tc>
-      </w:tr>
-      <w:tr>
-        <w:tc>
-          <w:tcPr>
-            <w:tcW w:type="dxa" w:w="1814"/>
-          </w:tcPr>
-          <w:p/>
-        </w:tc>
-        <w:tc>
-          <w:tcPr>
-            <w:tcW w:type="dxa" w:w="1814"/>
-          </w:tcPr>
-          <w:p/>
-        </w:tc>
-        <w:tc>
-          <w:tcPr>
-            <w:tcW w:type="dxa" w:w="1814"/>
-          </w:tcPr>
-          <w:p/>
-        </w:tc>
-        <w:tc>
-          <w:tcPr>
-            <w:tcW w:type="dxa" w:w="1814"/>
-          </w:tcPr>
-          <w:p/>
-        </w:tc>
-        <w:tc>
-          <w:tcPr>
-            <w:tcW w:type="dxa" w:w="1814"/>
+            <w:tcW w:w="1814" w:type="dxa"/>
+          </w:tcPr>
+          <w:p/>
+        </w:tc>
+        <w:tc>
+          <w:tcPr>
+            <w:tcW w:w="1814" w:type="dxa"/>
+          </w:tcPr>
+          <w:p/>
+        </w:tc>
+        <w:tc>
+          <w:tcPr>
+            <w:tcW w:w="1814" w:type="dxa"/>
+          </w:tcPr>
+          <w:p/>
+        </w:tc>
+        <w:tc>
+          <w:tcPr>
+            <w:tcW w:w="1814" w:type="dxa"/>
+          </w:tcPr>
+          <w:p/>
+        </w:tc>
+        <w:tc>
+          <w:tcPr>
+            <w:tcW w:w="1814" w:type="dxa"/>
+          </w:tcPr>
+          <w:p/>
+        </w:tc>
+      </w:tr>
+      <w:tr>
+        <w:tc>
+          <w:tcPr>
+            <w:tcW w:w="1814" w:type="dxa"/>
+          </w:tcPr>
+          <w:p/>
+        </w:tc>
+        <w:tc>
+          <w:tcPr>
+            <w:tcW w:w="1814" w:type="dxa"/>
+          </w:tcPr>
+          <w:p/>
+        </w:tc>
+        <w:tc>
+          <w:tcPr>
+            <w:tcW w:w="1814" w:type="dxa"/>
+          </w:tcPr>
+          <w:p/>
+        </w:tc>
+        <w:tc>
+          <w:tcPr>
+            <w:tcW w:w="1814" w:type="dxa"/>
+          </w:tcPr>
+          <w:p/>
+        </w:tc>
+        <w:tc>
+          <w:tcPr>
+            <w:tcW w:w="1814" w:type="dxa"/>
+          </w:tcPr>
+          <w:p/>
+        </w:tc>
+      </w:tr>
+      <w:tr>
+        <w:tc>
+          <w:tcPr>
+            <w:tcW w:w="1814" w:type="dxa"/>
+          </w:tcPr>
+          <w:p/>
+        </w:tc>
+        <w:tc>
+          <w:tcPr>
+            <w:tcW w:w="1814" w:type="dxa"/>
+          </w:tcPr>
+          <w:p/>
+        </w:tc>
+        <w:tc>
+          <w:tcPr>
+            <w:tcW w:w="1814" w:type="dxa"/>
+          </w:tcPr>
+          <w:p/>
+        </w:tc>
+        <w:tc>
+          <w:tcPr>
+            <w:tcW w:w="1814" w:type="dxa"/>
+          </w:tcPr>
+          <w:p/>
+        </w:tc>
+        <w:tc>
+          <w:tcPr>
+            <w:tcW w:w="1814" w:type="dxa"/>
           </w:tcPr>
           <w:p/>
         </w:tc>
@@ -3967,7 +4125,13 @@
         <w:rPr>
           <w:color w:val="2E3B47"/>
         </w:rPr>
-        <w:t>☐ Nee, niets veranderd.   ☐ Ja, zie hieronder:</w:t>
+        <w:t>☐</w:t>
+      </w:r>
+      <w:r>
+        <w:rPr>
+          <w:color w:val="2E3B47"/>
+        </w:rPr>
+        <w:t xml:space="preserve"> Nee, niets veranderd.   ☐ Ja, zie hieronder:</w:t>
       </w:r>
     </w:p>
     <w:p>
@@ -4006,6 +4170,7 @@
           <w:color w:val="123A5F"/>
           <w:sz w:val="30"/>
         </w:rPr>
+        <w:lastRenderedPageBreak/>
         <w:t>Deel 4</w:t>
       </w:r>
     </w:p>
@@ -4032,7 +4197,13 @@
         <w:rPr>
           <w:color w:val="2E3B47"/>
         </w:rPr>
-        <w:t>☐ Nee, niets veranderd.   ☐ Ja, zie hieronder:</w:t>
+        <w:t>☐</w:t>
+      </w:r>
+      <w:r>
+        <w:rPr>
+          <w:color w:val="2E3B47"/>
+        </w:rPr>
+        <w:t xml:space="preserve"> Nee, niets veranderd.   ☐ Ja, zie hieronder:</w:t>
       </w:r>
     </w:p>
     <w:p>
@@ -4094,8 +4265,7 @@
     </w:p>
     <w:tbl>
       <w:tblPr>
-        <w:tblW w:type="auto" w:w="0"/>
-        <w:tblLook w:firstColumn="1" w:firstRow="1" w:lastColumn="0" w:lastRow="0" w:noHBand="0" w:noVBand="1" w:val="04A0"/>
+        <w:tblW w:w="0" w:type="auto"/>
         <w:tblBorders>
           <w:top w:val="single" w:sz="4" w:space="0" w:color="A8A296"/>
           <w:left w:val="single" w:sz="4" w:space="0" w:color="A8A296"/>
@@ -4104,19 +4274,19 @@
           <w:insideH w:val="single" w:sz="4" w:space="0" w:color="A8A296"/>
           <w:insideV w:val="single" w:sz="4" w:space="0" w:color="A8A296"/>
         </w:tblBorders>
+        <w:tblLook w:val="04A0" w:firstRow="1" w:lastRow="0" w:firstColumn="1" w:lastColumn="0" w:noHBand="0" w:noVBand="1"/>
       </w:tblPr>
       <w:tblGrid>
-        <w:gridCol w:w="3024"/>
-        <w:gridCol w:w="3024"/>
-        <w:gridCol w:w="3024"/>
+        <w:gridCol w:w="3021"/>
+        <w:gridCol w:w="3020"/>
+        <w:gridCol w:w="3021"/>
       </w:tblGrid>
       <w:tr>
         <w:tc>
           <w:tcPr>
-            <w:tcW w:type="dxa" w:w="3024"/>
-          </w:tcPr>
-          <w:p>
-            <w:r/>
+            <w:tcW w:w="3024" w:type="dxa"/>
+          </w:tcPr>
+          <w:p>
             <w:r>
               <w:rPr>
                 <w:b/>
@@ -4128,10 +4298,9 @@
         </w:tc>
         <w:tc>
           <w:tcPr>
-            <w:tcW w:type="dxa" w:w="3024"/>
-          </w:tcPr>
-          <w:p>
-            <w:r/>
+            <w:tcW w:w="3024" w:type="dxa"/>
+          </w:tcPr>
+          <w:p>
             <w:r>
               <w:rPr>
                 <w:b/>
@@ -4143,10 +4312,9 @@
         </w:tc>
         <w:tc>
           <w:tcPr>
-            <w:tcW w:type="dxa" w:w="3024"/>
-          </w:tcPr>
-          <w:p>
-            <w:r/>
+            <w:tcW w:w="3024" w:type="dxa"/>
+          </w:tcPr>
+          <w:p>
             <w:r>
               <w:rPr>
                 <w:b/>
@@ -4160,39 +4328,39 @@
       <w:tr>
         <w:tc>
           <w:tcPr>
-            <w:tcW w:type="dxa" w:w="3024"/>
-          </w:tcPr>
-          <w:p/>
-        </w:tc>
-        <w:tc>
-          <w:tcPr>
-            <w:tcW w:type="dxa" w:w="3024"/>
-          </w:tcPr>
-          <w:p/>
-        </w:tc>
-        <w:tc>
-          <w:tcPr>
-            <w:tcW w:type="dxa" w:w="3024"/>
-          </w:tcPr>
-          <w:p/>
-        </w:tc>
-      </w:tr>
-      <w:tr>
-        <w:tc>
-          <w:tcPr>
-            <w:tcW w:type="dxa" w:w="3024"/>
-          </w:tcPr>
-          <w:p/>
-        </w:tc>
-        <w:tc>
-          <w:tcPr>
-            <w:tcW w:type="dxa" w:w="3024"/>
-          </w:tcPr>
-          <w:p/>
-        </w:tc>
-        <w:tc>
-          <w:tcPr>
-            <w:tcW w:type="dxa" w:w="3024"/>
+            <w:tcW w:w="3024" w:type="dxa"/>
+          </w:tcPr>
+          <w:p/>
+        </w:tc>
+        <w:tc>
+          <w:tcPr>
+            <w:tcW w:w="3024" w:type="dxa"/>
+          </w:tcPr>
+          <w:p/>
+        </w:tc>
+        <w:tc>
+          <w:tcPr>
+            <w:tcW w:w="3024" w:type="dxa"/>
+          </w:tcPr>
+          <w:p/>
+        </w:tc>
+      </w:tr>
+      <w:tr>
+        <w:tc>
+          <w:tcPr>
+            <w:tcW w:w="3024" w:type="dxa"/>
+          </w:tcPr>
+          <w:p/>
+        </w:tc>
+        <w:tc>
+          <w:tcPr>
+            <w:tcW w:w="3024" w:type="dxa"/>
+          </w:tcPr>
+          <w:p/>
+        </w:tc>
+        <w:tc>
+          <w:tcPr>
+            <w:tcW w:w="3024" w:type="dxa"/>
           </w:tcPr>
           <w:p/>
         </w:tc>
@@ -4231,8 +4399,7 @@
     </w:p>
     <w:tbl>
       <w:tblPr>
-        <w:tblW w:type="auto" w:w="0"/>
-        <w:tblLook w:firstColumn="1" w:firstRow="1" w:lastColumn="0" w:lastRow="0" w:noHBand="0" w:noVBand="1" w:val="04A0"/>
+        <w:tblW w:w="0" w:type="auto"/>
         <w:tblBorders>
           <w:top w:val="single" w:sz="4" w:space="0" w:color="A8A296"/>
           <w:left w:val="single" w:sz="4" w:space="0" w:color="A8A296"/>
@@ -4241,18 +4408,18 @@
           <w:insideH w:val="single" w:sz="4" w:space="0" w:color="A8A296"/>
           <w:insideV w:val="single" w:sz="4" w:space="0" w:color="A8A296"/>
         </w:tblBorders>
+        <w:tblLook w:val="04A0" w:firstRow="1" w:lastRow="0" w:firstColumn="1" w:lastColumn="0" w:noHBand="0" w:noVBand="1"/>
       </w:tblPr>
       <w:tblGrid>
-        <w:gridCol w:w="4536"/>
-        <w:gridCol w:w="4536"/>
+        <w:gridCol w:w="4532"/>
+        <w:gridCol w:w="4530"/>
       </w:tblGrid>
       <w:tr>
         <w:tc>
           <w:tcPr>
-            <w:tcW w:type="dxa" w:w="4536"/>
-          </w:tcPr>
-          <w:p>
-            <w:r/>
+            <w:tcW w:w="4536" w:type="dxa"/>
+          </w:tcPr>
+          <w:p>
             <w:r>
               <w:rPr>
                 <w:b/>
@@ -4264,18 +4431,17 @@
         </w:tc>
         <w:tc>
           <w:tcPr>
-            <w:tcW w:type="dxa" w:w="4536"/>
-          </w:tcPr>
-          <w:p/>
-        </w:tc>
-      </w:tr>
-      <w:tr>
-        <w:tc>
-          <w:tcPr>
-            <w:tcW w:type="dxa" w:w="4536"/>
-          </w:tcPr>
-          <w:p>
-            <w:r/>
+            <w:tcW w:w="4536" w:type="dxa"/>
+          </w:tcPr>
+          <w:p/>
+        </w:tc>
+      </w:tr>
+      <w:tr>
+        <w:tc>
+          <w:tcPr>
+            <w:tcW w:w="4536" w:type="dxa"/>
+          </w:tcPr>
+          <w:p>
             <w:r>
               <w:rPr>
                 <w:b/>
@@ -4287,18 +4453,17 @@
         </w:tc>
         <w:tc>
           <w:tcPr>
-            <w:tcW w:type="dxa" w:w="4536"/>
-          </w:tcPr>
-          <w:p/>
-        </w:tc>
-      </w:tr>
-      <w:tr>
-        <w:tc>
-          <w:tcPr>
-            <w:tcW w:type="dxa" w:w="4536"/>
-          </w:tcPr>
-          <w:p>
-            <w:r/>
+            <w:tcW w:w="4536" w:type="dxa"/>
+          </w:tcPr>
+          <w:p/>
+        </w:tc>
+      </w:tr>
+      <w:tr>
+        <w:tc>
+          <w:tcPr>
+            <w:tcW w:w="4536" w:type="dxa"/>
+          </w:tcPr>
+          <w:p>
             <w:r>
               <w:rPr>
                 <w:b/>
@@ -4310,18 +4475,17 @@
         </w:tc>
         <w:tc>
           <w:tcPr>
-            <w:tcW w:type="dxa" w:w="4536"/>
-          </w:tcPr>
-          <w:p/>
-        </w:tc>
-      </w:tr>
-      <w:tr>
-        <w:tc>
-          <w:tcPr>
-            <w:tcW w:type="dxa" w:w="4536"/>
-          </w:tcPr>
-          <w:p>
-            <w:r/>
+            <w:tcW w:w="4536" w:type="dxa"/>
+          </w:tcPr>
+          <w:p/>
+        </w:tc>
+      </w:tr>
+      <w:tr>
+        <w:tc>
+          <w:tcPr>
+            <w:tcW w:w="4536" w:type="dxa"/>
+          </w:tcPr>
+          <w:p>
             <w:r>
               <w:rPr>
                 <w:b/>
@@ -4333,7 +4497,7 @@
         </w:tc>
         <w:tc>
           <w:tcPr>
-            <w:tcW w:type="dxa" w:w="4536"/>
+            <w:tcW w:w="4536" w:type="dxa"/>
           </w:tcPr>
           <w:p/>
         </w:tc>
@@ -4376,26 +4540,29 @@
     <w:p/>
     <w:tbl>
       <w:tblPr>
-        <w:tblW w:type="auto" w:w="0"/>
+        <w:tblW w:w="0" w:type="auto"/>
         <w:jc w:val="center"/>
-        <w:tblLook w:firstColumn="1" w:firstRow="1" w:lastColumn="0" w:lastRow="0" w:noHBand="0" w:noVBand="1" w:val="04A0"/>
+        <w:tblLook w:val="04A0" w:firstRow="1" w:lastRow="0" w:firstColumn="1" w:lastColumn="0" w:noHBand="0" w:noVBand="1"/>
       </w:tblPr>
       <w:tblGrid>
         <w:gridCol w:w="9072"/>
       </w:tblGrid>
       <w:tr>
-        <w:tc>
-          <w:tcPr>
-            <w:tcW w:type="dxa" w:w="9072"/>
+        <w:trPr>
+          <w:jc w:val="center"/>
+        </w:trPr>
+        <w:tc>
+          <w:tcPr>
+            <w:tcW w:w="9072" w:type="dxa"/>
             <w:shd w:val="clear" w:color="auto" w:fill="123A5F"/>
           </w:tcPr>
           <w:p>
-            <w:r/>
             <w:r>
               <w:rPr>
                 <w:b/>
                 <w:color w:val="FFFFFF"/>
               </w:rPr>
+              <w:lastRenderedPageBreak/>
               <w:t>PERIODE 6 — week 11–13</w:t>
             </w:r>
           </w:p>
@@ -4443,8 +4610,7 @@
     </w:p>
     <w:tbl>
       <w:tblPr>
-        <w:tblW w:type="auto" w:w="0"/>
-        <w:tblLook w:firstColumn="1" w:firstRow="1" w:lastColumn="0" w:lastRow="0" w:noHBand="0" w:noVBand="1" w:val="04A0"/>
+        <w:tblW w:w="0" w:type="auto"/>
         <w:tblBorders>
           <w:top w:val="single" w:sz="4" w:space="0" w:color="A8A296"/>
           <w:left w:val="single" w:sz="4" w:space="0" w:color="A8A296"/>
@@ -4453,18 +4619,18 @@
           <w:insideH w:val="single" w:sz="4" w:space="0" w:color="A8A296"/>
           <w:insideV w:val="single" w:sz="4" w:space="0" w:color="A8A296"/>
         </w:tblBorders>
+        <w:tblLook w:val="04A0" w:firstRow="1" w:lastRow="0" w:firstColumn="1" w:lastColumn="0" w:noHBand="0" w:noVBand="1"/>
       </w:tblPr>
       <w:tblGrid>
-        <w:gridCol w:w="4536"/>
-        <w:gridCol w:w="4536"/>
+        <w:gridCol w:w="4532"/>
+        <w:gridCol w:w="4530"/>
       </w:tblGrid>
       <w:tr>
         <w:tc>
           <w:tcPr>
-            <w:tcW w:type="dxa" w:w="4536"/>
-          </w:tcPr>
-          <w:p>
-            <w:r/>
+            <w:tcW w:w="4536" w:type="dxa"/>
+          </w:tcPr>
+          <w:p>
             <w:r>
               <w:rPr>
                 <w:b/>
@@ -4476,18 +4642,17 @@
         </w:tc>
         <w:tc>
           <w:tcPr>
-            <w:tcW w:type="dxa" w:w="4536"/>
-          </w:tcPr>
-          <w:p/>
-        </w:tc>
-      </w:tr>
-      <w:tr>
-        <w:tc>
-          <w:tcPr>
-            <w:tcW w:type="dxa" w:w="4536"/>
-          </w:tcPr>
-          <w:p>
-            <w:r/>
+            <w:tcW w:w="4536" w:type="dxa"/>
+          </w:tcPr>
+          <w:p/>
+        </w:tc>
+      </w:tr>
+      <w:tr>
+        <w:tc>
+          <w:tcPr>
+            <w:tcW w:w="4536" w:type="dxa"/>
+          </w:tcPr>
+          <w:p>
             <w:r>
               <w:rPr>
                 <w:b/>
@@ -4499,18 +4664,17 @@
         </w:tc>
         <w:tc>
           <w:tcPr>
-            <w:tcW w:type="dxa" w:w="4536"/>
-          </w:tcPr>
-          <w:p/>
-        </w:tc>
-      </w:tr>
-      <w:tr>
-        <w:tc>
-          <w:tcPr>
-            <w:tcW w:type="dxa" w:w="4536"/>
-          </w:tcPr>
-          <w:p>
-            <w:r/>
+            <w:tcW w:w="4536" w:type="dxa"/>
+          </w:tcPr>
+          <w:p/>
+        </w:tc>
+      </w:tr>
+      <w:tr>
+        <w:tc>
+          <w:tcPr>
+            <w:tcW w:w="4536" w:type="dxa"/>
+          </w:tcPr>
+          <w:p>
             <w:r>
               <w:rPr>
                 <w:b/>
@@ -4522,18 +4686,17 @@
         </w:tc>
         <w:tc>
           <w:tcPr>
-            <w:tcW w:type="dxa" w:w="4536"/>
-          </w:tcPr>
-          <w:p/>
-        </w:tc>
-      </w:tr>
-      <w:tr>
-        <w:tc>
-          <w:tcPr>
-            <w:tcW w:type="dxa" w:w="4536"/>
-          </w:tcPr>
-          <w:p>
-            <w:r/>
+            <w:tcW w:w="4536" w:type="dxa"/>
+          </w:tcPr>
+          <w:p/>
+        </w:tc>
+      </w:tr>
+      <w:tr>
+        <w:tc>
+          <w:tcPr>
+            <w:tcW w:w="4536" w:type="dxa"/>
+          </w:tcPr>
+          <w:p>
             <w:r>
               <w:rPr>
                 <w:b/>
@@ -4545,7 +4708,7 @@
         </w:tc>
         <w:tc>
           <w:tcPr>
-            <w:tcW w:type="dxa" w:w="4536"/>
+            <w:tcW w:w="4536" w:type="dxa"/>
           </w:tcPr>
           <w:p/>
         </w:tc>
@@ -4584,8 +4747,7 @@
     </w:p>
     <w:tbl>
       <w:tblPr>
-        <w:tblW w:type="auto" w:w="0"/>
-        <w:tblLook w:firstColumn="1" w:firstRow="1" w:lastColumn="0" w:lastRow="0" w:noHBand="0" w:noVBand="1" w:val="04A0"/>
+        <w:tblW w:w="0" w:type="auto"/>
         <w:tblBorders>
           <w:top w:val="single" w:sz="4" w:space="0" w:color="A8A296"/>
           <w:left w:val="single" w:sz="4" w:space="0" w:color="A8A296"/>
@@ -4594,21 +4756,21 @@
           <w:insideH w:val="single" w:sz="4" w:space="0" w:color="A8A296"/>
           <w:insideV w:val="single" w:sz="4" w:space="0" w:color="A8A296"/>
         </w:tblBorders>
+        <w:tblLook w:val="04A0" w:firstRow="1" w:lastRow="0" w:firstColumn="1" w:lastColumn="0" w:noHBand="0" w:noVBand="1"/>
       </w:tblPr>
       <w:tblGrid>
-        <w:gridCol w:w="1814"/>
-        <w:gridCol w:w="1814"/>
-        <w:gridCol w:w="1814"/>
-        <w:gridCol w:w="1814"/>
-        <w:gridCol w:w="1814"/>
+        <w:gridCol w:w="1812"/>
+        <w:gridCol w:w="1813"/>
+        <w:gridCol w:w="1812"/>
+        <w:gridCol w:w="1813"/>
+        <w:gridCol w:w="1812"/>
       </w:tblGrid>
       <w:tr>
         <w:tc>
           <w:tcPr>
-            <w:tcW w:type="dxa" w:w="1814"/>
-          </w:tcPr>
-          <w:p>
-            <w:r/>
+            <w:tcW w:w="1814" w:type="dxa"/>
+          </w:tcPr>
+          <w:p>
             <w:r>
               <w:rPr>
                 <w:b/>
@@ -4620,10 +4782,9 @@
         </w:tc>
         <w:tc>
           <w:tcPr>
-            <w:tcW w:type="dxa" w:w="1814"/>
-          </w:tcPr>
-          <w:p>
-            <w:r/>
+            <w:tcW w:w="1814" w:type="dxa"/>
+          </w:tcPr>
+          <w:p>
             <w:r>
               <w:rPr>
                 <w:b/>
@@ -4635,10 +4796,9 @@
         </w:tc>
         <w:tc>
           <w:tcPr>
-            <w:tcW w:type="dxa" w:w="1814"/>
-          </w:tcPr>
-          <w:p>
-            <w:r/>
+            <w:tcW w:w="1814" w:type="dxa"/>
+          </w:tcPr>
+          <w:p>
             <w:r>
               <w:rPr>
                 <w:b/>
@@ -4650,10 +4810,9 @@
         </w:tc>
         <w:tc>
           <w:tcPr>
-            <w:tcW w:type="dxa" w:w="1814"/>
-          </w:tcPr>
-          <w:p>
-            <w:r/>
+            <w:tcW w:w="1814" w:type="dxa"/>
+          </w:tcPr>
+          <w:p>
             <w:r>
               <w:rPr>
                 <w:b/>
@@ -4665,10 +4824,9 @@
         </w:tc>
         <w:tc>
           <w:tcPr>
-            <w:tcW w:type="dxa" w:w="1814"/>
-          </w:tcPr>
-          <w:p>
-            <w:r/>
+            <w:tcW w:w="1814" w:type="dxa"/>
+          </w:tcPr>
+          <w:p>
             <w:r>
               <w:rPr>
                 <w:b/>
@@ -4682,95 +4840,95 @@
       <w:tr>
         <w:tc>
           <w:tcPr>
-            <w:tcW w:type="dxa" w:w="1814"/>
-          </w:tcPr>
-          <w:p/>
-        </w:tc>
-        <w:tc>
-          <w:tcPr>
-            <w:tcW w:type="dxa" w:w="1814"/>
-          </w:tcPr>
-          <w:p/>
-        </w:tc>
-        <w:tc>
-          <w:tcPr>
-            <w:tcW w:type="dxa" w:w="1814"/>
-          </w:tcPr>
-          <w:p/>
-        </w:tc>
-        <w:tc>
-          <w:tcPr>
-            <w:tcW w:type="dxa" w:w="1814"/>
-          </w:tcPr>
-          <w:p/>
-        </w:tc>
-        <w:tc>
-          <w:tcPr>
-            <w:tcW w:type="dxa" w:w="1814"/>
-          </w:tcPr>
-          <w:p/>
-        </w:tc>
-      </w:tr>
-      <w:tr>
-        <w:tc>
-          <w:tcPr>
-            <w:tcW w:type="dxa" w:w="1814"/>
-          </w:tcPr>
-          <w:p/>
-        </w:tc>
-        <w:tc>
-          <w:tcPr>
-            <w:tcW w:type="dxa" w:w="1814"/>
-          </w:tcPr>
-          <w:p/>
-        </w:tc>
-        <w:tc>
-          <w:tcPr>
-            <w:tcW w:type="dxa" w:w="1814"/>
-          </w:tcPr>
-          <w:p/>
-        </w:tc>
-        <w:tc>
-          <w:tcPr>
-            <w:tcW w:type="dxa" w:w="1814"/>
-          </w:tcPr>
-          <w:p/>
-        </w:tc>
-        <w:tc>
-          <w:tcPr>
-            <w:tcW w:type="dxa" w:w="1814"/>
-          </w:tcPr>
-          <w:p/>
-        </w:tc>
-      </w:tr>
-      <w:tr>
-        <w:tc>
-          <w:tcPr>
-            <w:tcW w:type="dxa" w:w="1814"/>
-          </w:tcPr>
-          <w:p/>
-        </w:tc>
-        <w:tc>
-          <w:tcPr>
-            <w:tcW w:type="dxa" w:w="1814"/>
-          </w:tcPr>
-          <w:p/>
-        </w:tc>
-        <w:tc>
-          <w:tcPr>
-            <w:tcW w:type="dxa" w:w="1814"/>
-          </w:tcPr>
-          <w:p/>
-        </w:tc>
-        <w:tc>
-          <w:tcPr>
-            <w:tcW w:type="dxa" w:w="1814"/>
-          </w:tcPr>
-          <w:p/>
-        </w:tc>
-        <w:tc>
-          <w:tcPr>
-            <w:tcW w:type="dxa" w:w="1814"/>
+            <w:tcW w:w="1814" w:type="dxa"/>
+          </w:tcPr>
+          <w:p/>
+        </w:tc>
+        <w:tc>
+          <w:tcPr>
+            <w:tcW w:w="1814" w:type="dxa"/>
+          </w:tcPr>
+          <w:p/>
+        </w:tc>
+        <w:tc>
+          <w:tcPr>
+            <w:tcW w:w="1814" w:type="dxa"/>
+          </w:tcPr>
+          <w:p/>
+        </w:tc>
+        <w:tc>
+          <w:tcPr>
+            <w:tcW w:w="1814" w:type="dxa"/>
+          </w:tcPr>
+          <w:p/>
+        </w:tc>
+        <w:tc>
+          <w:tcPr>
+            <w:tcW w:w="1814" w:type="dxa"/>
+          </w:tcPr>
+          <w:p/>
+        </w:tc>
+      </w:tr>
+      <w:tr>
+        <w:tc>
+          <w:tcPr>
+            <w:tcW w:w="1814" w:type="dxa"/>
+          </w:tcPr>
+          <w:p/>
+        </w:tc>
+        <w:tc>
+          <w:tcPr>
+            <w:tcW w:w="1814" w:type="dxa"/>
+          </w:tcPr>
+          <w:p/>
+        </w:tc>
+        <w:tc>
+          <w:tcPr>
+            <w:tcW w:w="1814" w:type="dxa"/>
+          </w:tcPr>
+          <w:p/>
+        </w:tc>
+        <w:tc>
+          <w:tcPr>
+            <w:tcW w:w="1814" w:type="dxa"/>
+          </w:tcPr>
+          <w:p/>
+        </w:tc>
+        <w:tc>
+          <w:tcPr>
+            <w:tcW w:w="1814" w:type="dxa"/>
+          </w:tcPr>
+          <w:p/>
+        </w:tc>
+      </w:tr>
+      <w:tr>
+        <w:tc>
+          <w:tcPr>
+            <w:tcW w:w="1814" w:type="dxa"/>
+          </w:tcPr>
+          <w:p/>
+        </w:tc>
+        <w:tc>
+          <w:tcPr>
+            <w:tcW w:w="1814" w:type="dxa"/>
+          </w:tcPr>
+          <w:p/>
+        </w:tc>
+        <w:tc>
+          <w:tcPr>
+            <w:tcW w:w="1814" w:type="dxa"/>
+          </w:tcPr>
+          <w:p/>
+        </w:tc>
+        <w:tc>
+          <w:tcPr>
+            <w:tcW w:w="1814" w:type="dxa"/>
+          </w:tcPr>
+          <w:p/>
+        </w:tc>
+        <w:tc>
+          <w:tcPr>
+            <w:tcW w:w="1814" w:type="dxa"/>
           </w:tcPr>
           <w:p/>
         </w:tc>
@@ -4812,7 +4970,13 @@
         <w:rPr>
           <w:color w:val="2E3B47"/>
         </w:rPr>
-        <w:t>☐ Nee, niets veranderd.   ☐ Ja, zie hieronder:</w:t>
+        <w:t>☐</w:t>
+      </w:r>
+      <w:r>
+        <w:rPr>
+          <w:color w:val="2E3B47"/>
+        </w:rPr>
+        <w:t xml:space="preserve"> Nee, niets veranderd.   ☐ Ja, zie hieronder:</w:t>
       </w:r>
     </w:p>
     <w:p>
@@ -4851,6 +5015,7 @@
           <w:color w:val="123A5F"/>
           <w:sz w:val="30"/>
         </w:rPr>
+        <w:lastRenderedPageBreak/>
         <w:t>Deel 4</w:t>
       </w:r>
     </w:p>
@@ -4877,7 +5042,13 @@
         <w:rPr>
           <w:color w:val="2E3B47"/>
         </w:rPr>
-        <w:t>☐ Nee, niets veranderd.   ☐ Ja, zie hieronder:</w:t>
+        <w:t>☐</w:t>
+      </w:r>
+      <w:r>
+        <w:rPr>
+          <w:color w:val="2E3B47"/>
+        </w:rPr>
+        <w:t xml:space="preserve"> Nee, niets veranderd.   ☐ Ja, zie hieronder:</w:t>
       </w:r>
     </w:p>
     <w:p>
@@ -4939,8 +5110,7 @@
     </w:p>
     <w:tbl>
       <w:tblPr>
-        <w:tblW w:type="auto" w:w="0"/>
-        <w:tblLook w:firstColumn="1" w:firstRow="1" w:lastColumn="0" w:lastRow="0" w:noHBand="0" w:noVBand="1" w:val="04A0"/>
+        <w:tblW w:w="0" w:type="auto"/>
         <w:tblBorders>
           <w:top w:val="single" w:sz="4" w:space="0" w:color="A8A296"/>
           <w:left w:val="single" w:sz="4" w:space="0" w:color="A8A296"/>
@@ -4949,19 +5119,19 @@
           <w:insideH w:val="single" w:sz="4" w:space="0" w:color="A8A296"/>
           <w:insideV w:val="single" w:sz="4" w:space="0" w:color="A8A296"/>
         </w:tblBorders>
+        <w:tblLook w:val="04A0" w:firstRow="1" w:lastRow="0" w:firstColumn="1" w:lastColumn="0" w:noHBand="0" w:noVBand="1"/>
       </w:tblPr>
       <w:tblGrid>
-        <w:gridCol w:w="3024"/>
-        <w:gridCol w:w="3024"/>
-        <w:gridCol w:w="3024"/>
+        <w:gridCol w:w="3021"/>
+        <w:gridCol w:w="3020"/>
+        <w:gridCol w:w="3021"/>
       </w:tblGrid>
       <w:tr>
         <w:tc>
           <w:tcPr>
-            <w:tcW w:type="dxa" w:w="3024"/>
-          </w:tcPr>
-          <w:p>
-            <w:r/>
+            <w:tcW w:w="3024" w:type="dxa"/>
+          </w:tcPr>
+          <w:p>
             <w:r>
               <w:rPr>
                 <w:b/>
@@ -4973,10 +5143,9 @@
         </w:tc>
         <w:tc>
           <w:tcPr>
-            <w:tcW w:type="dxa" w:w="3024"/>
-          </w:tcPr>
-          <w:p>
-            <w:r/>
+            <w:tcW w:w="3024" w:type="dxa"/>
+          </w:tcPr>
+          <w:p>
             <w:r>
               <w:rPr>
                 <w:b/>
@@ -4988,10 +5157,9 @@
         </w:tc>
         <w:tc>
           <w:tcPr>
-            <w:tcW w:type="dxa" w:w="3024"/>
-          </w:tcPr>
-          <w:p>
-            <w:r/>
+            <w:tcW w:w="3024" w:type="dxa"/>
+          </w:tcPr>
+          <w:p>
             <w:r>
               <w:rPr>
                 <w:b/>
@@ -5005,39 +5173,39 @@
       <w:tr>
         <w:tc>
           <w:tcPr>
-            <w:tcW w:type="dxa" w:w="3024"/>
-          </w:tcPr>
-          <w:p/>
-        </w:tc>
-        <w:tc>
-          <w:tcPr>
-            <w:tcW w:type="dxa" w:w="3024"/>
-          </w:tcPr>
-          <w:p/>
-        </w:tc>
-        <w:tc>
-          <w:tcPr>
-            <w:tcW w:type="dxa" w:w="3024"/>
-          </w:tcPr>
-          <w:p/>
-        </w:tc>
-      </w:tr>
-      <w:tr>
-        <w:tc>
-          <w:tcPr>
-            <w:tcW w:type="dxa" w:w="3024"/>
-          </w:tcPr>
-          <w:p/>
-        </w:tc>
-        <w:tc>
-          <w:tcPr>
-            <w:tcW w:type="dxa" w:w="3024"/>
-          </w:tcPr>
-          <w:p/>
-        </w:tc>
-        <w:tc>
-          <w:tcPr>
-            <w:tcW w:type="dxa" w:w="3024"/>
+            <w:tcW w:w="3024" w:type="dxa"/>
+          </w:tcPr>
+          <w:p/>
+        </w:tc>
+        <w:tc>
+          <w:tcPr>
+            <w:tcW w:w="3024" w:type="dxa"/>
+          </w:tcPr>
+          <w:p/>
+        </w:tc>
+        <w:tc>
+          <w:tcPr>
+            <w:tcW w:w="3024" w:type="dxa"/>
+          </w:tcPr>
+          <w:p/>
+        </w:tc>
+      </w:tr>
+      <w:tr>
+        <w:tc>
+          <w:tcPr>
+            <w:tcW w:w="3024" w:type="dxa"/>
+          </w:tcPr>
+          <w:p/>
+        </w:tc>
+        <w:tc>
+          <w:tcPr>
+            <w:tcW w:w="3024" w:type="dxa"/>
+          </w:tcPr>
+          <w:p/>
+        </w:tc>
+        <w:tc>
+          <w:tcPr>
+            <w:tcW w:w="3024" w:type="dxa"/>
           </w:tcPr>
           <w:p/>
         </w:tc>
@@ -5076,8 +5244,7 @@
     </w:p>
     <w:tbl>
       <w:tblPr>
-        <w:tblW w:type="auto" w:w="0"/>
-        <w:tblLook w:firstColumn="1" w:firstRow="1" w:lastColumn="0" w:lastRow="0" w:noHBand="0" w:noVBand="1" w:val="04A0"/>
+        <w:tblW w:w="0" w:type="auto"/>
         <w:tblBorders>
           <w:top w:val="single" w:sz="4" w:space="0" w:color="A8A296"/>
           <w:left w:val="single" w:sz="4" w:space="0" w:color="A8A296"/>
@@ -5086,18 +5253,18 @@
           <w:insideH w:val="single" w:sz="4" w:space="0" w:color="A8A296"/>
           <w:insideV w:val="single" w:sz="4" w:space="0" w:color="A8A296"/>
         </w:tblBorders>
+        <w:tblLook w:val="04A0" w:firstRow="1" w:lastRow="0" w:firstColumn="1" w:lastColumn="0" w:noHBand="0" w:noVBand="1"/>
       </w:tblPr>
       <w:tblGrid>
-        <w:gridCol w:w="4536"/>
-        <w:gridCol w:w="4536"/>
+        <w:gridCol w:w="4532"/>
+        <w:gridCol w:w="4530"/>
       </w:tblGrid>
       <w:tr>
         <w:tc>
           <w:tcPr>
-            <w:tcW w:type="dxa" w:w="4536"/>
-          </w:tcPr>
-          <w:p>
-            <w:r/>
+            <w:tcW w:w="4536" w:type="dxa"/>
+          </w:tcPr>
+          <w:p>
             <w:r>
               <w:rPr>
                 <w:b/>
@@ -5109,18 +5276,17 @@
         </w:tc>
         <w:tc>
           <w:tcPr>
-            <w:tcW w:type="dxa" w:w="4536"/>
-          </w:tcPr>
-          <w:p/>
-        </w:tc>
-      </w:tr>
-      <w:tr>
-        <w:tc>
-          <w:tcPr>
-            <w:tcW w:type="dxa" w:w="4536"/>
-          </w:tcPr>
-          <w:p>
-            <w:r/>
+            <w:tcW w:w="4536" w:type="dxa"/>
+          </w:tcPr>
+          <w:p/>
+        </w:tc>
+      </w:tr>
+      <w:tr>
+        <w:tc>
+          <w:tcPr>
+            <w:tcW w:w="4536" w:type="dxa"/>
+          </w:tcPr>
+          <w:p>
             <w:r>
               <w:rPr>
                 <w:b/>
@@ -5132,18 +5298,17 @@
         </w:tc>
         <w:tc>
           <w:tcPr>
-            <w:tcW w:type="dxa" w:w="4536"/>
-          </w:tcPr>
-          <w:p/>
-        </w:tc>
-      </w:tr>
-      <w:tr>
-        <w:tc>
-          <w:tcPr>
-            <w:tcW w:type="dxa" w:w="4536"/>
-          </w:tcPr>
-          <w:p>
-            <w:r/>
+            <w:tcW w:w="4536" w:type="dxa"/>
+          </w:tcPr>
+          <w:p/>
+        </w:tc>
+      </w:tr>
+      <w:tr>
+        <w:tc>
+          <w:tcPr>
+            <w:tcW w:w="4536" w:type="dxa"/>
+          </w:tcPr>
+          <w:p>
             <w:r>
               <w:rPr>
                 <w:b/>
@@ -5155,18 +5320,17 @@
         </w:tc>
         <w:tc>
           <w:tcPr>
-            <w:tcW w:type="dxa" w:w="4536"/>
-          </w:tcPr>
-          <w:p/>
-        </w:tc>
-      </w:tr>
-      <w:tr>
-        <w:tc>
-          <w:tcPr>
-            <w:tcW w:type="dxa" w:w="4536"/>
-          </w:tcPr>
-          <w:p>
-            <w:r/>
+            <w:tcW w:w="4536" w:type="dxa"/>
+          </w:tcPr>
+          <w:p/>
+        </w:tc>
+      </w:tr>
+      <w:tr>
+        <w:tc>
+          <w:tcPr>
+            <w:tcW w:w="4536" w:type="dxa"/>
+          </w:tcPr>
+          <w:p>
             <w:r>
               <w:rPr>
                 <w:b/>
@@ -5178,7 +5342,7 @@
         </w:tc>
         <w:tc>
           <w:tcPr>
-            <w:tcW w:type="dxa" w:w="4536"/>
+            <w:tcW w:w="4536" w:type="dxa"/>
           </w:tcPr>
           <w:p/>
         </w:tc>
@@ -5226,6 +5390,7 @@
           <w:color w:val="123A5F"/>
           <w:sz w:val="26"/>
         </w:rPr>
+        <w:lastRenderedPageBreak/>
         <w:t>Contact</w:t>
       </w:r>
     </w:p>
@@ -6380,6 +6545,18 @@
   </w:num>
   <w:num w:numId="4" w16cid:durableId="1923835310">
     <w:abstractNumId w:val="1"/>
+  </w:num>
+  <w:num w:numId="5" w16cid:durableId="1057977872">
+    <w:abstractNumId w:val="1"/>
+    <w:lvlOverride w:ilvl="0"/>
+    <w:lvlOverride w:ilvl="1"/>
+    <w:lvlOverride w:ilvl="2"/>
+    <w:lvlOverride w:ilvl="3"/>
+    <w:lvlOverride w:ilvl="4"/>
+    <w:lvlOverride w:ilvl="5"/>
+    <w:lvlOverride w:ilvl="6"/>
+    <w:lvlOverride w:ilvl="7"/>
+    <w:lvlOverride w:ilvl="8"/>
   </w:num>
 </w:numbering>
 </file>
